--- a/apps/api/templates/ייעוץ-סביבתי-הצעת-מחיר-לביצוע-ייעוץ-סביבתי.docx
+++ b/apps/api/templates/ייעוץ-סביבתי-הצעת-מחיר-לביצוע-ייעוץ-סביבתי.docx
@@ -3113,1516 +3113,14 @@
     <w:p>
       <w:pPr>
         <w:jc w:val="center"/>
-        <w:rPr>
-          <w:rFonts w:cs="David" w:hint="cs"/>
-          <w:sz w:val="28"/>
-          <w:szCs w:val="28"/>
-          <w:rtl/>
-        </w:rPr>
       </w:pPr>
       <w:r>
         <w:rPr>
-          <w:rFonts w:cs="David" w:hint="cs"/>
-          <w:sz w:val="28"/>
-          <w:szCs w:val="28"/>
-          <w:rtl/>
-        </w:rPr>
-        <w:t>הנני</w:t>
-      </w:r>
-      <w:r>
-        <w:rPr>
-          <w:rFonts w:cs="David" w:hint="cs"/>
-          <w:sz w:val="28"/>
-          <w:szCs w:val="28"/>
-          <w:rtl/>
-        </w:rPr>
-        <w:t xml:space="preserve"> </w:t>
-      </w:r>
-      <w:r>
-        <w:rPr>
-          <w:rFonts w:cs="David" w:hint="cs"/>
-          <w:sz w:val="28"/>
-          <w:szCs w:val="28"/>
-          <w:rtl/>
-        </w:rPr>
-        <w:t>מאשר את ההצעה על כל סעיפיה.</w:t>
-      </w:r>
-    </w:p>
-    <w:p>
-      <w:pPr>
-        <w:jc w:val="both"/>
-        <w:rPr>
-          <w:rFonts w:cs="David" w:hint="cs"/>
-          <w:b/>
-          <w:bCs/>
-          <w:u w:val="single"/>
-          <w:rtl/>
-        </w:rPr>
-      </w:pPr>
-    </w:p>
-    <w:tbl>
-      <w:tblPr>
-        <w:bidiVisual/>
-        <w:tblW w:w="0" w:type="auto"/>
-        <w:tblInd w:w="360" w:type="dxa"/>
-        <w:tblBorders>
-          <w:top w:val="single" w:sz="4" w:space="0" w:color="auto"/>
-          <w:left w:val="single" w:sz="4" w:space="0" w:color="auto"/>
-          <w:bottom w:val="single" w:sz="4" w:space="0" w:color="auto"/>
-          <w:right w:val="single" w:sz="4" w:space="0" w:color="auto"/>
-          <w:insideH w:val="single" w:sz="4" w:space="0" w:color="auto"/>
-          <w:insideV w:val="single" w:sz="4" w:space="0" w:color="auto"/>
-        </w:tblBorders>
-        <w:tblLook w:val="04A0" w:firstRow="1" w:lastRow="0" w:firstColumn="1" w:lastColumn="0" w:noHBand="0" w:noVBand="1"/>
-      </w:tblPr>
-      <w:tblGrid>
-        <w:gridCol w:w="3441"/>
-        <w:gridCol w:w="3441"/>
-        <w:gridCol w:w="3440"/>
-      </w:tblGrid>
-      <w:tr>
-        <w:tc>
-          <w:tcPr>
-            <w:tcW w:w="3441" w:type="dxa"/>
-            <w:vAlign w:val="center"/>
-          </w:tcPr>
-          <w:p>
-            <w:pPr>
-              <w:jc w:val="center"/>
-              <w:rPr>
-                <w:rFonts w:cs="David" w:hint="cs"/>
-                <w:b/>
-                <w:bCs/>
-                <w:sz w:val="40"/>
-                <w:szCs w:val="40"/>
-                <w:rtl/>
-              </w:rPr>
-            </w:pPr>
-            <w:r>
-              <w:rPr>
-                <w:rFonts w:cs="David" w:hint="cs"/>
-                <w:b/>
-                <w:bCs/>
-                <w:sz w:val="40"/>
-                <w:szCs w:val="40"/>
-                <w:rtl/>
-              </w:rPr>
-              <w:t>שם מלא של מאשר ההצעה</w:t>
-            </w:r>
-          </w:p>
-        </w:tc>
-        <w:tc>
-          <w:tcPr>
-            <w:tcW w:w="3441" w:type="dxa"/>
-            <w:vAlign w:val="center"/>
-          </w:tcPr>
-          <w:p>
-            <w:pPr>
-              <w:jc w:val="center"/>
-              <w:rPr>
-                <w:rFonts w:cs="David" w:hint="cs"/>
-                <w:b/>
-                <w:bCs/>
-                <w:sz w:val="40"/>
-                <w:szCs w:val="40"/>
-                <w:rtl/>
-              </w:rPr>
-            </w:pPr>
-            <w:r>
-              <w:rPr>
-                <w:rFonts w:cs="David" w:hint="cs"/>
-                <w:b/>
-                <w:bCs/>
-                <w:sz w:val="40"/>
-                <w:szCs w:val="40"/>
-                <w:rtl/>
-              </w:rPr>
-              <w:t>חתימה</w:t>
-            </w:r>
-          </w:p>
-        </w:tc>
-        <w:tc>
-          <w:tcPr>
-            <w:tcW w:w="3440" w:type="dxa"/>
-            <w:vAlign w:val="center"/>
-          </w:tcPr>
-          <w:p>
-            <w:pPr>
-              <w:jc w:val="center"/>
-              <w:rPr>
-                <w:rFonts w:cs="David" w:hint="cs"/>
-                <w:b/>
-                <w:bCs/>
-                <w:sz w:val="40"/>
-                <w:szCs w:val="40"/>
-                <w:rtl/>
-              </w:rPr>
-            </w:pPr>
-            <w:r>
-              <w:rPr>
-                <w:rFonts w:cs="David" w:hint="cs"/>
-                <w:b/>
-                <w:bCs/>
-                <w:sz w:val="40"/>
-                <w:szCs w:val="40"/>
-                <w:rtl/>
-              </w:rPr>
-              <w:t>חותמת</w:t>
-            </w:r>
-          </w:p>
-        </w:tc>
-      </w:tr>
-      <w:tr>
-        <w:trPr>
-          <w:trHeight w:val="907"/>
-        </w:trPr>
-        <w:tc>
-          <w:tcPr>
-            <w:tcW w:w="3441" w:type="dxa"/>
-          </w:tcPr>
-          <w:p>
-            <w:pPr>
-              <w:jc w:val="both"/>
-              <w:rPr>
-                <w:rFonts w:cs="David" w:hint="cs"/>
-                <w:b/>
-                <w:bCs/>
-                <w:u w:val="single"/>
-                <w:rtl/>
-              </w:rPr>
-            </w:pPr>
-          </w:p>
-        </w:tc>
-        <w:tc>
-          <w:tcPr>
-            <w:tcW w:w="3441" w:type="dxa"/>
-          </w:tcPr>
-          <w:p>
-            <w:pPr>
-              <w:jc w:val="both"/>
-              <w:rPr>
-                <w:rFonts w:cs="David" w:hint="cs"/>
-                <w:b/>
-                <w:bCs/>
-                <w:u w:val="single"/>
-                <w:rtl/>
-              </w:rPr>
-            </w:pPr>
-          </w:p>
-        </w:tc>
-        <w:tc>
-          <w:tcPr>
-            <w:tcW w:w="3440" w:type="dxa"/>
-          </w:tcPr>
-          <w:p>
-            <w:pPr>
-              <w:jc w:val="both"/>
-              <w:rPr>
-                <w:rFonts w:cs="David" w:hint="cs"/>
-                <w:b/>
-                <w:bCs/>
-                <w:u w:val="single"/>
-                <w:rtl/>
-              </w:rPr>
-            </w:pPr>
-          </w:p>
-        </w:tc>
-      </w:tr>
-    </w:tbl>
-    <w:p>
-      <w:pPr>
-        <w:jc w:val="both"/>
-        <w:rPr>
-          <w:rFonts w:cs="David"/>
-          <w:sz w:val="28"/>
-          <w:szCs w:val="28"/>
-          <w:rtl/>
-        </w:rPr>
-      </w:pPr>
-      <w:r>
-        <w:rPr>
-          <w:rFonts w:cs="David" w:hint="cs"/>
-          <w:sz w:val="28"/>
-          <w:szCs w:val="28"/>
-          <w:rtl/>
-        </w:rPr>
-        <w:t xml:space="preserve">                      </w:t>
-      </w:r>
-    </w:p>
-    <w:p>
-      <w:pPr>
-        <w:jc w:val="both"/>
-        <w:rPr>
-          <w:rFonts w:cs="David"/>
-          <w:b/>
-          <w:bCs/>
-          <w:sz w:val="28"/>
-          <w:szCs w:val="28"/>
-          <w:u w:val="single"/>
-        </w:rPr>
-      </w:pPr>
-      <w:r>
-        <w:rPr>
-          <w:rFonts w:cs="David"/>
-          <w:b/>
-          <w:bCs/>
-          <w:sz w:val="28"/>
-          <w:szCs w:val="28"/>
-          <w:u w:val="single"/>
-          <w:rtl/>
-        </w:rPr>
-        <w:lastRenderedPageBreak/>
-        <w:t xml:space="preserve">נספח א': תעודות </w:t>
-      </w:r>
-      <w:r>
-        <w:rPr>
-          <w:rFonts w:cs="David"/>
-          <w:b/>
-          <w:bCs/>
-          <w:sz w:val="28"/>
-          <w:szCs w:val="28"/>
-          <w:u w:val="single"/>
-        </w:rPr>
-        <w:t>ISO</w:t>
-      </w:r>
-    </w:p>
-    <w:p>
-      <w:pPr>
-        <w:jc w:val="both"/>
-        <w:rPr>
-          <w:rFonts w:cs="David"/>
-          <w:b/>
-          <w:bCs/>
-          <w:sz w:val="28"/>
-          <w:szCs w:val="28"/>
-          <w:u w:val="single"/>
-        </w:rPr>
-      </w:pPr>
-    </w:p>
-    <w:p>
-      <w:pPr>
-        <w:jc w:val="both"/>
-        <w:rPr>
-          <w:rFonts w:cs="David"/>
-          <w:b/>
-          <w:bCs/>
-          <w:sz w:val="28"/>
-          <w:szCs w:val="28"/>
-          <w:u w:val="single"/>
-        </w:rPr>
-      </w:pPr>
-    </w:p>
-    <w:p>
-      <w:pPr>
-        <w:jc w:val="both"/>
-        <w:rPr>
-          <w:rFonts w:cs="David"/>
-          <w:b/>
-          <w:bCs/>
-          <w:sz w:val="28"/>
-          <w:szCs w:val="28"/>
-          <w:u w:val="single"/>
-        </w:rPr>
-      </w:pPr>
-    </w:p>
-    <w:p>
-      <w:pPr>
-        <w:jc w:val="both"/>
-        <w:rPr>
-          <w:rFonts w:cs="David"/>
-          <w:b/>
-          <w:bCs/>
-          <w:sz w:val="28"/>
-          <w:szCs w:val="28"/>
-          <w:u w:val="single"/>
-        </w:rPr>
-      </w:pPr>
-    </w:p>
-    <w:p>
-      <w:pPr>
-        <w:jc w:val="both"/>
-        <w:rPr>
-          <w:rFonts w:cs="David"/>
-          <w:b/>
-          <w:bCs/>
-          <w:sz w:val="28"/>
-          <w:szCs w:val="28"/>
-          <w:u w:val="single"/>
-        </w:rPr>
-      </w:pPr>
-    </w:p>
-    <w:p>
-      <w:pPr>
-        <w:jc w:val="both"/>
-        <w:rPr>
-          <w:rFonts w:cs="David"/>
-          <w:b/>
-          <w:bCs/>
-          <w:sz w:val="28"/>
-          <w:szCs w:val="28"/>
-          <w:u w:val="single"/>
-        </w:rPr>
-      </w:pPr>
-    </w:p>
-    <w:p>
-      <w:pPr>
-        <w:jc w:val="both"/>
-        <w:rPr>
-          <w:rFonts w:cs="David"/>
-          <w:b/>
-          <w:bCs/>
-          <w:sz w:val="28"/>
-          <w:szCs w:val="28"/>
-          <w:u w:val="single"/>
-        </w:rPr>
-      </w:pPr>
-    </w:p>
-    <w:p>
-      <w:pPr>
-        <w:jc w:val="both"/>
-        <w:rPr>
-          <w:rFonts w:cs="David"/>
-          <w:b/>
-          <w:bCs/>
-          <w:sz w:val="28"/>
-          <w:szCs w:val="28"/>
-          <w:u w:val="single"/>
-        </w:rPr>
-      </w:pPr>
-    </w:p>
-    <w:p>
-      <w:pPr>
-        <w:jc w:val="both"/>
-        <w:rPr>
-          <w:rFonts w:cs="David"/>
-          <w:b/>
-          <w:bCs/>
-          <w:sz w:val="28"/>
-          <w:szCs w:val="28"/>
-          <w:u w:val="single"/>
-        </w:rPr>
-      </w:pPr>
-    </w:p>
-    <w:p>
-      <w:pPr>
-        <w:jc w:val="both"/>
-        <w:rPr>
-          <w:rFonts w:cs="David"/>
-          <w:b/>
-          <w:bCs/>
-          <w:sz w:val="28"/>
-          <w:szCs w:val="28"/>
-          <w:u w:val="single"/>
-        </w:rPr>
-      </w:pPr>
-    </w:p>
-    <w:p>
-      <w:pPr>
-        <w:jc w:val="both"/>
-        <w:rPr>
-          <w:rFonts w:cs="David"/>
-          <w:b/>
-          <w:bCs/>
-          <w:sz w:val="28"/>
-          <w:szCs w:val="28"/>
-          <w:u w:val="single"/>
-        </w:rPr>
-      </w:pPr>
-    </w:p>
-    <w:p>
-      <w:pPr>
-        <w:jc w:val="both"/>
-        <w:rPr>
-          <w:rFonts w:cs="David"/>
-          <w:b/>
-          <w:bCs/>
-          <w:sz w:val="28"/>
-          <w:szCs w:val="28"/>
-          <w:u w:val="single"/>
-        </w:rPr>
-      </w:pPr>
-    </w:p>
-    <w:p>
-      <w:pPr>
-        <w:jc w:val="both"/>
-        <w:rPr>
-          <w:rFonts w:cs="David"/>
-          <w:b/>
-          <w:bCs/>
-          <w:sz w:val="28"/>
-          <w:szCs w:val="28"/>
-          <w:u w:val="single"/>
-        </w:rPr>
-      </w:pPr>
-    </w:p>
-    <w:p>
-      <w:pPr>
-        <w:jc w:val="both"/>
-        <w:rPr>
-          <w:rFonts w:cs="David"/>
-          <w:b/>
-          <w:bCs/>
-          <w:sz w:val="28"/>
-          <w:szCs w:val="28"/>
-          <w:u w:val="single"/>
-        </w:rPr>
-      </w:pPr>
-    </w:p>
-    <w:p>
-      <w:pPr>
-        <w:jc w:val="both"/>
-        <w:rPr>
-          <w:rFonts w:cs="David"/>
-          <w:b/>
-          <w:bCs/>
-          <w:sz w:val="28"/>
-          <w:szCs w:val="28"/>
-          <w:u w:val="single"/>
-        </w:rPr>
-      </w:pPr>
-    </w:p>
-    <w:p>
-      <w:pPr>
-        <w:jc w:val="both"/>
-        <w:rPr>
-          <w:rFonts w:cs="David"/>
-          <w:b/>
-          <w:bCs/>
-          <w:sz w:val="28"/>
-          <w:szCs w:val="28"/>
-          <w:u w:val="single"/>
-        </w:rPr>
-      </w:pPr>
-    </w:p>
-    <w:p>
-      <w:pPr>
-        <w:jc w:val="both"/>
-        <w:rPr>
-          <w:rFonts w:cs="David"/>
-          <w:b/>
-          <w:bCs/>
-          <w:sz w:val="28"/>
-          <w:szCs w:val="28"/>
-          <w:u w:val="single"/>
-        </w:rPr>
-      </w:pPr>
-    </w:p>
-    <w:p>
-      <w:pPr>
-        <w:jc w:val="both"/>
-        <w:rPr>
-          <w:rFonts w:cs="David"/>
-          <w:b/>
-          <w:bCs/>
-          <w:sz w:val="28"/>
-          <w:szCs w:val="28"/>
-          <w:u w:val="single"/>
-        </w:rPr>
-      </w:pPr>
-    </w:p>
-    <w:p>
-      <w:pPr>
-        <w:jc w:val="both"/>
-        <w:rPr>
-          <w:rFonts w:cs="David"/>
-          <w:b/>
-          <w:bCs/>
-          <w:sz w:val="28"/>
-          <w:szCs w:val="28"/>
-          <w:u w:val="single"/>
-        </w:rPr>
-      </w:pPr>
-    </w:p>
-    <w:p>
-      <w:pPr>
-        <w:jc w:val="both"/>
-        <w:rPr>
-          <w:rFonts w:cs="David"/>
-          <w:b/>
-          <w:bCs/>
-          <w:sz w:val="28"/>
-          <w:szCs w:val="28"/>
-          <w:u w:val="single"/>
-        </w:rPr>
-      </w:pPr>
-    </w:p>
-    <w:p>
-      <w:pPr>
-        <w:jc w:val="both"/>
-        <w:rPr>
-          <w:rFonts w:cs="David"/>
-          <w:b/>
-          <w:bCs/>
-          <w:sz w:val="28"/>
-          <w:szCs w:val="28"/>
-          <w:u w:val="single"/>
-        </w:rPr>
-      </w:pPr>
-    </w:p>
-    <w:p>
-      <w:pPr>
-        <w:jc w:val="both"/>
-        <w:rPr>
-          <w:rFonts w:cs="David"/>
-          <w:b/>
-          <w:bCs/>
-          <w:sz w:val="28"/>
-          <w:szCs w:val="28"/>
-          <w:u w:val="single"/>
-        </w:rPr>
-      </w:pPr>
-    </w:p>
-    <w:p>
-      <w:pPr>
-        <w:jc w:val="both"/>
-        <w:rPr>
-          <w:rFonts w:cs="David"/>
-          <w:b/>
-          <w:bCs/>
-          <w:sz w:val="28"/>
-          <w:szCs w:val="28"/>
-          <w:u w:val="single"/>
-        </w:rPr>
-      </w:pPr>
-    </w:p>
-    <w:p>
-      <w:pPr>
-        <w:jc w:val="both"/>
-        <w:rPr>
-          <w:rFonts w:cs="David"/>
-          <w:b/>
-          <w:bCs/>
-          <w:sz w:val="28"/>
-          <w:szCs w:val="28"/>
-          <w:u w:val="single"/>
-        </w:rPr>
-      </w:pPr>
-    </w:p>
-    <w:p>
-      <w:pPr>
-        <w:jc w:val="both"/>
-        <w:rPr>
-          <w:rFonts w:cs="David"/>
-          <w:b/>
-          <w:bCs/>
-          <w:sz w:val="28"/>
-          <w:szCs w:val="28"/>
-          <w:u w:val="single"/>
-        </w:rPr>
-      </w:pPr>
-    </w:p>
-    <w:p>
-      <w:pPr>
-        <w:jc w:val="both"/>
-        <w:rPr>
-          <w:rFonts w:cs="David"/>
-          <w:b/>
-          <w:bCs/>
-          <w:sz w:val="28"/>
-          <w:szCs w:val="28"/>
-          <w:u w:val="single"/>
-        </w:rPr>
-      </w:pPr>
-    </w:p>
-    <w:p>
-      <w:pPr>
-        <w:jc w:val="both"/>
-        <w:rPr>
-          <w:rFonts w:cs="David"/>
-          <w:b/>
-          <w:bCs/>
-          <w:sz w:val="28"/>
-          <w:szCs w:val="28"/>
-          <w:u w:val="single"/>
-        </w:rPr>
-      </w:pPr>
-    </w:p>
-    <w:p>
-      <w:pPr>
-        <w:jc w:val="both"/>
-        <w:rPr>
-          <w:rFonts w:cs="David"/>
-          <w:b/>
-          <w:bCs/>
-          <w:sz w:val="28"/>
-          <w:szCs w:val="28"/>
-          <w:u w:val="single"/>
-        </w:rPr>
-      </w:pPr>
-    </w:p>
-    <w:p>
-      <w:pPr>
-        <w:jc w:val="both"/>
-        <w:rPr>
-          <w:rFonts w:cs="David"/>
-          <w:b/>
-          <w:bCs/>
-          <w:sz w:val="28"/>
-          <w:szCs w:val="28"/>
-          <w:u w:val="single"/>
-        </w:rPr>
-      </w:pPr>
-    </w:p>
-    <w:p>
-      <w:pPr>
-        <w:jc w:val="both"/>
-        <w:rPr>
-          <w:rFonts w:cs="David"/>
-          <w:b/>
-          <w:bCs/>
-          <w:sz w:val="28"/>
-          <w:szCs w:val="28"/>
-          <w:u w:val="single"/>
-        </w:rPr>
-      </w:pPr>
-    </w:p>
-    <w:p>
-      <w:pPr>
-        <w:jc w:val="both"/>
-        <w:rPr>
-          <w:rFonts w:cs="David"/>
-          <w:b/>
-          <w:bCs/>
-          <w:sz w:val="28"/>
-          <w:szCs w:val="28"/>
-          <w:u w:val="single"/>
-        </w:rPr>
-      </w:pPr>
-    </w:p>
-    <w:p>
-      <w:pPr>
-        <w:jc w:val="both"/>
-        <w:rPr>
-          <w:rFonts w:cs="David"/>
-          <w:b/>
-          <w:bCs/>
-          <w:sz w:val="28"/>
-          <w:szCs w:val="28"/>
-          <w:u w:val="single"/>
-        </w:rPr>
-      </w:pPr>
-    </w:p>
-    <w:p>
-      <w:pPr>
-        <w:jc w:val="both"/>
-        <w:rPr>
-          <w:rFonts w:cs="David"/>
-          <w:b/>
-          <w:bCs/>
-          <w:sz w:val="28"/>
-          <w:szCs w:val="28"/>
-          <w:u w:val="single"/>
-        </w:rPr>
-      </w:pPr>
-    </w:p>
-    <w:p>
-      <w:pPr>
-        <w:jc w:val="both"/>
-        <w:rPr>
-          <w:rFonts w:cs="David"/>
-          <w:b/>
-          <w:bCs/>
-          <w:sz w:val="28"/>
-          <w:szCs w:val="28"/>
-          <w:u w:val="single"/>
-        </w:rPr>
-      </w:pPr>
-    </w:p>
-    <w:p>
-      <w:pPr>
-        <w:jc w:val="both"/>
-        <w:rPr>
-          <w:rFonts w:cs="David"/>
-          <w:b/>
-          <w:bCs/>
-          <w:sz w:val="28"/>
-          <w:szCs w:val="28"/>
-          <w:u w:val="single"/>
-        </w:rPr>
-      </w:pPr>
-    </w:p>
-    <w:p>
-      <w:pPr>
-        <w:jc w:val="both"/>
-        <w:rPr>
-          <w:rFonts w:cs="David"/>
-          <w:b/>
-          <w:bCs/>
-          <w:sz w:val="28"/>
-          <w:szCs w:val="28"/>
-          <w:u w:val="single"/>
-        </w:rPr>
-      </w:pPr>
-      <w:r>
-        <w:rPr>
-          <w:rFonts w:cs="David"/>
-          <w:b/>
-          <w:bCs/>
-          <w:sz w:val="28"/>
-          <w:szCs w:val="28"/>
-          <w:u w:val="single"/>
-        </w:rPr>
-        <w:pict w14:anchorId="2D45DFB7">
-          <v:shape id="_x0000_s2055" type="#_x0000_t75" style="position:absolute;left:0;text-align:left;margin-left:37.5pt;margin-top:347.45pt;width:444pt;height:315.3pt;z-index:251657216;visibility:visible;mso-position-horizontal-relative:margin;mso-position-vertical-relative:margin">
-            <v:imagedata r:id="rId8" o:title=""/>
-            <w10:wrap type="square" anchorx="margin" anchory="margin"/>
-          </v:shape>
-        </w:pict>
-      </w:r>
-      <w:r>
-        <w:rPr>
-          <w:rFonts w:cs="David"/>
-          <w:b/>
-          <w:bCs/>
-          <w:sz w:val="28"/>
-          <w:szCs w:val="28"/>
-          <w:u w:val="single"/>
-        </w:rPr>
-        <w:pict w14:anchorId="6CA44173">
-          <v:shape id="תמונה 1" o:spid="_x0000_s2054" type="#_x0000_t75" style="position:absolute;left:0;text-align:left;margin-left:38.8pt;margin-top:23.7pt;width:444.5pt;height:316.3pt;z-index:251656192;visibility:visible;mso-position-horizontal-relative:margin;mso-position-vertical-relative:margin">
-            <v:imagedata r:id="rId9" o:title=""/>
-            <w10:wrap type="square" anchorx="margin" anchory="margin"/>
-          </v:shape>
-        </w:pict>
-      </w:r>
-    </w:p>
-    <w:p>
-      <w:pPr>
-        <w:jc w:val="both"/>
-        <w:rPr>
-          <w:rFonts w:cs="David"/>
-          <w:b/>
-          <w:bCs/>
-          <w:sz w:val="28"/>
-          <w:szCs w:val="28"/>
-          <w:u w:val="single"/>
-          <w:rtl/>
-        </w:rPr>
-      </w:pPr>
-    </w:p>
-    <w:p>
-      <w:pPr>
-        <w:jc w:val="both"/>
-        <w:rPr>
-          <w:rFonts w:cs="David"/>
-          <w:b/>
-          <w:bCs/>
-          <w:sz w:val="28"/>
-          <w:szCs w:val="28"/>
-          <w:u w:val="single"/>
-        </w:rPr>
-      </w:pPr>
-    </w:p>
-    <w:p>
-      <w:pPr>
-        <w:jc w:val="both"/>
-        <w:rPr>
-          <w:rFonts w:cs="David"/>
-          <w:b/>
-          <w:bCs/>
-          <w:sz w:val="28"/>
-          <w:szCs w:val="28"/>
-          <w:u w:val="single"/>
-        </w:rPr>
-      </w:pPr>
-    </w:p>
-    <w:p>
-      <w:pPr>
-        <w:jc w:val="both"/>
-        <w:rPr>
-          <w:rFonts w:cs="David"/>
-          <w:b/>
-          <w:bCs/>
-          <w:sz w:val="28"/>
-          <w:szCs w:val="28"/>
-          <w:u w:val="single"/>
-        </w:rPr>
-      </w:pPr>
-    </w:p>
-    <w:p>
-      <w:pPr>
-        <w:jc w:val="both"/>
-        <w:rPr>
-          <w:rFonts w:cs="David"/>
-          <w:b/>
-          <w:bCs/>
-          <w:sz w:val="28"/>
-          <w:szCs w:val="28"/>
-          <w:u w:val="single"/>
-        </w:rPr>
-      </w:pPr>
-    </w:p>
-    <w:p>
-      <w:pPr>
-        <w:jc w:val="both"/>
-        <w:rPr>
-          <w:rFonts w:cs="David"/>
-          <w:b/>
-          <w:bCs/>
-          <w:sz w:val="28"/>
-          <w:szCs w:val="28"/>
-          <w:u w:val="single"/>
-        </w:rPr>
-      </w:pPr>
-    </w:p>
-    <w:p>
-      <w:pPr>
-        <w:jc w:val="both"/>
-        <w:rPr>
-          <w:rFonts w:cs="David"/>
-          <w:b/>
-          <w:bCs/>
-          <w:sz w:val="28"/>
-          <w:szCs w:val="28"/>
-          <w:u w:val="single"/>
-        </w:rPr>
-      </w:pPr>
-    </w:p>
-    <w:p>
-      <w:pPr>
-        <w:jc w:val="both"/>
-        <w:rPr>
-          <w:rFonts w:cs="David"/>
-          <w:b/>
-          <w:bCs/>
-          <w:sz w:val="28"/>
-          <w:szCs w:val="28"/>
-          <w:u w:val="single"/>
-        </w:rPr>
-      </w:pPr>
-    </w:p>
-    <w:p>
-      <w:pPr>
-        <w:jc w:val="both"/>
-        <w:rPr>
-          <w:rFonts w:cs="David"/>
-          <w:b/>
-          <w:bCs/>
-          <w:sz w:val="28"/>
-          <w:szCs w:val="28"/>
-          <w:u w:val="single"/>
-        </w:rPr>
-      </w:pPr>
-    </w:p>
-    <w:p>
-      <w:pPr>
-        <w:jc w:val="both"/>
-        <w:rPr>
-          <w:rFonts w:cs="David"/>
-          <w:b/>
-          <w:bCs/>
-          <w:sz w:val="28"/>
-          <w:szCs w:val="28"/>
-          <w:u w:val="single"/>
-        </w:rPr>
-      </w:pPr>
-    </w:p>
-    <w:p>
-      <w:pPr>
-        <w:jc w:val="both"/>
-        <w:rPr>
-          <w:rFonts w:cs="David"/>
-          <w:b/>
-          <w:bCs/>
-          <w:sz w:val="28"/>
-          <w:szCs w:val="28"/>
-          <w:u w:val="single"/>
-        </w:rPr>
-      </w:pPr>
-    </w:p>
-    <w:p>
-      <w:pPr>
-        <w:jc w:val="both"/>
-        <w:rPr>
-          <w:rFonts w:cs="David"/>
-          <w:b/>
-          <w:bCs/>
-          <w:sz w:val="28"/>
-          <w:szCs w:val="28"/>
-          <w:u w:val="single"/>
-        </w:rPr>
-      </w:pPr>
-    </w:p>
-    <w:p>
-      <w:pPr>
-        <w:jc w:val="both"/>
-        <w:rPr>
-          <w:rFonts w:cs="David"/>
-          <w:b/>
-          <w:bCs/>
-          <w:sz w:val="28"/>
-          <w:szCs w:val="28"/>
-          <w:u w:val="single"/>
-        </w:rPr>
-      </w:pPr>
-    </w:p>
-    <w:p>
-      <w:pPr>
-        <w:jc w:val="both"/>
-        <w:rPr>
-          <w:rFonts w:cs="David"/>
-          <w:b/>
-          <w:bCs/>
-          <w:sz w:val="28"/>
-          <w:szCs w:val="28"/>
-          <w:u w:val="single"/>
-        </w:rPr>
-      </w:pPr>
-      <w:r>
-        <w:rPr>
-          <w:rFonts w:cs="David"/>
-          <w:b/>
-          <w:bCs/>
-          <w:sz w:val="28"/>
-          <w:szCs w:val="28"/>
-          <w:u w:val="single"/>
-        </w:rPr>
-        <w:pict w14:anchorId="746FD98A">
-          <v:shape id="_x0000_s2056" type="#_x0000_t75" style="position:absolute;left:0;text-align:left;margin-left:0;margin-top:0;width:445.4pt;height:315.25pt;z-index:251658240;visibility:visible;mso-position-horizontal:center;mso-position-horizontal-relative:margin;mso-position-vertical:top;mso-position-vertical-relative:margin">
-            <v:imagedata r:id="rId10" o:title=""/>
-            <w10:wrap type="square" anchorx="margin" anchory="margin"/>
-          </v:shape>
-        </w:pict>
-      </w:r>
-    </w:p>
-    <w:p>
-      <w:pPr>
-        <w:jc w:val="both"/>
-        <w:rPr>
-          <w:rFonts w:cs="David"/>
-          <w:b/>
-          <w:bCs/>
-          <w:sz w:val="28"/>
-          <w:szCs w:val="28"/>
-          <w:u w:val="single"/>
-        </w:rPr>
-      </w:pPr>
-    </w:p>
-    <w:p>
-      <w:pPr>
-        <w:jc w:val="both"/>
-        <w:rPr>
-          <w:rFonts w:cs="David"/>
-          <w:b/>
-          <w:bCs/>
-          <w:sz w:val="28"/>
-          <w:szCs w:val="28"/>
-          <w:u w:val="single"/>
-        </w:rPr>
-      </w:pPr>
-    </w:p>
-    <w:p>
-      <w:pPr>
-        <w:jc w:val="both"/>
-        <w:rPr>
-          <w:rFonts w:cs="David"/>
-          <w:b/>
-          <w:bCs/>
-          <w:sz w:val="28"/>
-          <w:szCs w:val="28"/>
-          <w:u w:val="single"/>
-        </w:rPr>
-      </w:pPr>
-    </w:p>
-    <w:p>
-      <w:pPr>
-        <w:jc w:val="both"/>
-        <w:rPr>
-          <w:rFonts w:cs="David"/>
-          <w:b/>
-          <w:bCs/>
-          <w:sz w:val="28"/>
-          <w:szCs w:val="28"/>
-          <w:u w:val="single"/>
-        </w:rPr>
-      </w:pPr>
-    </w:p>
-    <w:p>
-      <w:pPr>
-        <w:jc w:val="both"/>
-        <w:rPr>
-          <w:rFonts w:cs="David"/>
-          <w:b/>
-          <w:bCs/>
-          <w:sz w:val="28"/>
-          <w:szCs w:val="28"/>
-          <w:u w:val="single"/>
-        </w:rPr>
-      </w:pPr>
-    </w:p>
-    <w:p>
-      <w:pPr>
-        <w:jc w:val="both"/>
-        <w:rPr>
-          <w:rFonts w:cs="David"/>
-          <w:b/>
-          <w:bCs/>
-          <w:sz w:val="28"/>
-          <w:szCs w:val="28"/>
-          <w:u w:val="single"/>
-        </w:rPr>
-      </w:pPr>
-    </w:p>
-    <w:p>
-      <w:pPr>
-        <w:jc w:val="both"/>
-        <w:rPr>
-          <w:rFonts w:cs="David"/>
-          <w:b/>
-          <w:bCs/>
-          <w:sz w:val="28"/>
-          <w:szCs w:val="28"/>
-          <w:u w:val="single"/>
-        </w:rPr>
-      </w:pPr>
-    </w:p>
-    <w:p>
-      <w:pPr>
-        <w:jc w:val="both"/>
-        <w:rPr>
-          <w:rFonts w:cs="David"/>
-          <w:b/>
-          <w:bCs/>
-          <w:sz w:val="28"/>
-          <w:szCs w:val="28"/>
-          <w:u w:val="single"/>
-        </w:rPr>
-      </w:pPr>
-    </w:p>
-    <w:p>
-      <w:pPr>
-        <w:jc w:val="both"/>
-        <w:rPr>
-          <w:rFonts w:cs="David"/>
-          <w:b/>
-          <w:bCs/>
-          <w:sz w:val="28"/>
-          <w:szCs w:val="28"/>
-          <w:u w:val="single"/>
-        </w:rPr>
-      </w:pPr>
-    </w:p>
-    <w:p>
-      <w:pPr>
-        <w:jc w:val="both"/>
-        <w:rPr>
-          <w:rFonts w:cs="David"/>
-          <w:b/>
-          <w:bCs/>
-          <w:sz w:val="28"/>
-          <w:szCs w:val="28"/>
-          <w:u w:val="single"/>
-        </w:rPr>
-      </w:pPr>
-    </w:p>
-    <w:p>
-      <w:pPr>
-        <w:jc w:val="both"/>
-        <w:rPr>
-          <w:rFonts w:cs="David"/>
-          <w:b/>
-          <w:bCs/>
-          <w:sz w:val="28"/>
-          <w:szCs w:val="28"/>
-          <w:u w:val="single"/>
-        </w:rPr>
-      </w:pPr>
-    </w:p>
-    <w:p>
-      <w:pPr>
-        <w:jc w:val="both"/>
-        <w:rPr>
-          <w:rFonts w:cs="David"/>
-          <w:b/>
-          <w:bCs/>
-          <w:sz w:val="28"/>
-          <w:szCs w:val="28"/>
-          <w:u w:val="single"/>
-        </w:rPr>
-      </w:pPr>
-    </w:p>
-    <w:p>
-      <w:pPr>
-        <w:jc w:val="both"/>
-        <w:rPr>
-          <w:rFonts w:cs="David"/>
-          <w:b/>
-          <w:bCs/>
-          <w:sz w:val="28"/>
-          <w:szCs w:val="28"/>
-          <w:u w:val="single"/>
-        </w:rPr>
-      </w:pPr>
-    </w:p>
-    <w:p>
-      <w:pPr>
-        <w:jc w:val="both"/>
-        <w:rPr>
-          <w:rFonts w:cs="David"/>
-          <w:b/>
-          <w:bCs/>
-          <w:sz w:val="28"/>
-          <w:szCs w:val="28"/>
-          <w:u w:val="single"/>
-        </w:rPr>
-      </w:pPr>
-    </w:p>
-    <w:p>
-      <w:pPr>
-        <w:jc w:val="both"/>
-        <w:rPr>
-          <w:rFonts w:cs="David"/>
-          <w:b/>
-          <w:bCs/>
-          <w:sz w:val="28"/>
-          <w:szCs w:val="28"/>
-          <w:u w:val="single"/>
-          <w:rtl/>
-        </w:rPr>
-      </w:pPr>
-    </w:p>
-    <w:p>
-      <w:pPr>
-        <w:jc w:val="both"/>
-        <w:rPr>
-          <w:rFonts w:cs="David"/>
-          <w:b/>
-          <w:bCs/>
-          <w:sz w:val="28"/>
-          <w:szCs w:val="28"/>
-          <w:u w:val="single"/>
-        </w:rPr>
-      </w:pPr>
-    </w:p>
-    <w:p>
-      <w:pPr>
-        <w:jc w:val="both"/>
-        <w:rPr>
-          <w:rFonts w:cs="David"/>
-          <w:b/>
-          <w:bCs/>
-          <w:sz w:val="28"/>
-          <w:szCs w:val="28"/>
-          <w:u w:val="single"/>
-        </w:rPr>
-      </w:pPr>
-    </w:p>
-    <w:p>
-      <w:pPr>
-        <w:jc w:val="both"/>
-        <w:rPr>
-          <w:rFonts w:cs="David"/>
-          <w:b/>
-          <w:bCs/>
-          <w:sz w:val="28"/>
-          <w:szCs w:val="28"/>
-          <w:u w:val="single"/>
-        </w:rPr>
-      </w:pPr>
-    </w:p>
-    <w:p>
-      <w:pPr>
-        <w:jc w:val="both"/>
-        <w:rPr>
-          <w:rFonts w:cs="David"/>
-          <w:b/>
-          <w:bCs/>
-          <w:sz w:val="28"/>
-          <w:szCs w:val="28"/>
-          <w:u w:val="single"/>
-        </w:rPr>
-      </w:pPr>
-    </w:p>
-    <w:p>
-      <w:pPr>
-        <w:jc w:val="both"/>
-        <w:rPr>
-          <w:rFonts w:cs="David"/>
-          <w:b/>
-          <w:bCs/>
-          <w:sz w:val="28"/>
-          <w:szCs w:val="28"/>
-          <w:u w:val="single"/>
-        </w:rPr>
-      </w:pPr>
-    </w:p>
-    <w:p>
-      <w:pPr>
-        <w:jc w:val="both"/>
-        <w:rPr>
-          <w:rFonts w:cs="David"/>
-          <w:b/>
-          <w:bCs/>
-          <w:sz w:val="28"/>
-          <w:szCs w:val="28"/>
-          <w:u w:val="single"/>
-        </w:rPr>
-      </w:pPr>
-    </w:p>
-    <w:p>
-      <w:pPr>
-        <w:jc w:val="both"/>
-        <w:rPr>
-          <w:rFonts w:cs="David"/>
-          <w:b/>
-          <w:bCs/>
-          <w:sz w:val="28"/>
-          <w:szCs w:val="28"/>
-          <w:u w:val="single"/>
-        </w:rPr>
-      </w:pPr>
-    </w:p>
-    <w:p>
-      <w:pPr>
-        <w:jc w:val="both"/>
-        <w:rPr>
-          <w:rFonts w:cs="David"/>
-          <w:b/>
-          <w:bCs/>
-          <w:sz w:val="28"/>
-          <w:szCs w:val="28"/>
-          <w:u w:val="single"/>
-        </w:rPr>
-      </w:pPr>
-    </w:p>
-    <w:p>
-      <w:pPr>
-        <w:jc w:val="both"/>
-        <w:rPr>
-          <w:rFonts w:cs="David"/>
-          <w:b/>
-          <w:bCs/>
-          <w:sz w:val="28"/>
-          <w:szCs w:val="28"/>
-          <w:u w:val="single"/>
-        </w:rPr>
-      </w:pPr>
-    </w:p>
-    <w:p>
-      <w:pPr>
-        <w:jc w:val="both"/>
-        <w:rPr>
-          <w:rFonts w:cs="David"/>
-          <w:b/>
-          <w:bCs/>
-          <w:sz w:val="28"/>
-          <w:szCs w:val="28"/>
-          <w:u w:val="single"/>
-        </w:rPr>
-      </w:pPr>
-    </w:p>
-    <w:p>
-      <w:pPr>
-        <w:jc w:val="both"/>
-        <w:rPr>
-          <w:rFonts w:cs="David"/>
-          <w:b/>
-          <w:bCs/>
-          <w:sz w:val="28"/>
-          <w:szCs w:val="28"/>
-          <w:u w:val="single"/>
-        </w:rPr>
-      </w:pPr>
-    </w:p>
-    <w:p>
-      <w:pPr>
-        <w:jc w:val="both"/>
-        <w:rPr>
-          <w:rFonts w:cs="David"/>
-          <w:b/>
-          <w:bCs/>
-          <w:sz w:val="28"/>
-          <w:szCs w:val="28"/>
-          <w:u w:val="single"/>
-        </w:rPr>
-      </w:pPr>
-      <w:r>
-        <w:rPr>
-          <w:rFonts w:cs="David"/>
-          <w:b/>
-          <w:bCs/>
-          <w:sz w:val="28"/>
-          <w:szCs w:val="28"/>
-          <w:u w:val="single"/>
-        </w:rPr>
-        <w:pict w14:anchorId="01F97601">
-          <v:shape id="_x0000_s2057" type="#_x0000_t75" style="position:absolute;left:0;text-align:left;margin-left:40.5pt;margin-top:342.55pt;width:441.6pt;height:312.55pt;z-index:251659264;visibility:visible;mso-position-horizontal-relative:margin;mso-position-vertical-relative:margin">
-            <v:imagedata r:id="rId11" o:title=""/>
-            <w10:wrap type="square" anchorx="margin" anchory="margin"/>
-          </v:shape>
-        </w:pict>
-      </w:r>
-    </w:p>
-    <w:p>
-      <w:pPr>
-        <w:jc w:val="both"/>
-        <w:rPr>
-          <w:rFonts w:cs="David"/>
-          <w:b/>
-          <w:bCs/>
-          <w:sz w:val="28"/>
-          <w:szCs w:val="28"/>
-          <w:u w:val="single"/>
-        </w:rPr>
-      </w:pPr>
-    </w:p>
-    <w:p>
-      <w:pPr>
-        <w:jc w:val="both"/>
-        <w:rPr>
-          <w:rFonts w:cs="David"/>
-          <w:b/>
-          <w:bCs/>
-          <w:sz w:val="28"/>
-          <w:szCs w:val="28"/>
-          <w:u w:val="single"/>
-        </w:rPr>
-      </w:pPr>
-    </w:p>
-    <w:p>
-      <w:pPr>
-        <w:jc w:val="both"/>
-        <w:rPr>
-          <w:rFonts w:cs="David"/>
-          <w:b/>
-          <w:bCs/>
-          <w:sz w:val="28"/>
-          <w:szCs w:val="28"/>
-          <w:u w:val="single"/>
-        </w:rPr>
-      </w:pPr>
-    </w:p>
-    <w:p>
-      <w:pPr>
-        <w:jc w:val="both"/>
-        <w:rPr>
-          <w:rFonts w:cs="David"/>
-          <w:b/>
-          <w:bCs/>
-          <w:sz w:val="28"/>
-          <w:szCs w:val="28"/>
-          <w:u w:val="single"/>
-        </w:rPr>
-      </w:pPr>
-    </w:p>
-    <w:p>
-      <w:pPr>
-        <w:jc w:val="both"/>
-        <w:rPr>
-          <w:rFonts w:cs="David"/>
-          <w:b/>
-          <w:bCs/>
-          <w:sz w:val="28"/>
-          <w:szCs w:val="28"/>
-          <w:u w:val="single"/>
-        </w:rPr>
-      </w:pPr>
-    </w:p>
-    <w:p>
-      <w:pPr>
-        <w:jc w:val="both"/>
-        <w:rPr>
-          <w:rFonts w:cs="David"/>
-          <w:b/>
-          <w:bCs/>
-          <w:sz w:val="28"/>
-          <w:szCs w:val="28"/>
-          <w:u w:val="single"/>
-        </w:rPr>
-      </w:pPr>
-    </w:p>
-    <w:p>
-      <w:pPr>
-        <w:jc w:val="both"/>
-        <w:rPr>
-          <w:rFonts w:cs="David"/>
-          <w:b/>
-          <w:bCs/>
-          <w:sz w:val="28"/>
-          <w:szCs w:val="28"/>
-          <w:u w:val="single"/>
-        </w:rPr>
-      </w:pPr>
-    </w:p>
-    <w:p>
-      <w:pPr>
-        <w:jc w:val="both"/>
-        <w:rPr>
-          <w:rFonts w:cs="David"/>
-          <w:b/>
-          <w:bCs/>
-          <w:sz w:val="28"/>
-          <w:szCs w:val="28"/>
-          <w:u w:val="single"/>
-        </w:rPr>
-      </w:pPr>
-    </w:p>
-    <w:p>
-      <w:pPr>
-        <w:jc w:val="both"/>
-        <w:rPr>
-          <w:rFonts w:cs="David"/>
-          <w:b/>
-          <w:bCs/>
-          <w:sz w:val="28"/>
-          <w:szCs w:val="28"/>
-          <w:u w:val="single"/>
-        </w:rPr>
-      </w:pPr>
-      <w:r>
-        <w:rPr>
-          <w:rFonts w:cs="David"/>
-          <w:b/>
-          <w:bCs/>
-          <w:sz w:val="28"/>
-          <w:szCs w:val="28"/>
-          <w:u w:val="single"/>
-        </w:rPr>
-        <w:pict>
-          <v:shape id="_x0000_i1026" type="#_x0000_t75" style="width:450.8pt;height:638pt;visibility:visible">
-            <v:imagedata r:id="rId12" o:title=""/>
-          </v:shape>
-        </w:pict>
-      </w:r>
-    </w:p>
-    <w:p>
-      <w:pPr>
-        <w:jc w:val="both"/>
-        <w:rPr>
-          <w:rFonts w:cs="David"/>
-          <w:b/>
-          <w:bCs/>
-          <w:sz w:val="28"/>
-          <w:szCs w:val="28"/>
-          <w:u w:val="single"/>
-          <w:rtl/>
-        </w:rPr>
-      </w:pPr>
-    </w:p>
-    <w:p>
-      <w:pPr>
-        <w:jc w:val="both"/>
-        <w:rPr>
-          <w:rFonts w:cs="David"/>
-          <w:sz w:val="28"/>
-          <w:szCs w:val="28"/>
-          <w:rtl/>
-        </w:rPr>
-      </w:pPr>
-      <w:r>
-        <w:rPr>
-          <w:rFonts w:cs="David"/>
-          <w:b/>
-          <w:bCs/>
-          <w:sz w:val="28"/>
-          <w:szCs w:val="28"/>
-          <w:u w:val="single"/>
-        </w:rPr>
-        <w:pict>
-          <v:shape id="_x0000_i1027" type="#_x0000_t75" style="width:454.55pt;height:644.85pt;visibility:visible">
-            <v:imagedata r:id="rId13" o:title=""/>
-          </v:shape>
-        </w:pict>
+          <w:color w:val="FFFFFF"/>
+          <w:sz w:val="10"/>
+          <w:szCs w:val="10"/>
+        </w:rPr>
+        <w:t xml:space="preserve">SIGNATUREHERE</w:t>
       </w:r>
     </w:p>
     <w:sectPr>

--- a/apps/api/templates/ייעוץ-סביבתי-הצעת-מחיר-לביצוע-ייעוץ-סביבתי.docx
+++ b/apps/api/templates/ייעוץ-סביבתי-הצעת-מחיר-לביצוע-ייעוץ-סביבתי.docx
@@ -1205,7 +1205,8 @@
     <w:tbl>
       <w:tblPr>
         <w:bidiVisual/>
-        <w:tblW w:w="0" w:type="auto"/>
+        <w:tblW w:w="10466" w:type="dxa"/>
+        <w:tblLayout w:type="fixed"/>
         <w:tblBorders>
           <w:top w:val="single" w:sz="4" w:space="0" w:color="auto"/>
           <w:left w:val="single" w:sz="4" w:space="0" w:color="auto"/>
@@ -1217,867 +1218,25 @@
         <w:tblLook w:val="04A0" w:firstRow="1" w:lastRow="0" w:firstColumn="1" w:lastColumn="0" w:noHBand="0" w:noVBand="1"/>
       </w:tblPr>
       <w:tblGrid>
-        <w:gridCol w:w="911"/>
-        <w:gridCol w:w="911"/>
-        <w:gridCol w:w="3142"/>
-        <w:gridCol w:w="851"/>
-        <w:gridCol w:w="1177"/>
-        <w:gridCol w:w="1073"/>
-        <w:gridCol w:w="1764"/>
+        <w:gridCol w:w="700"/>
+        <w:gridCol w:w="900"/>
+        <w:gridCol w:w="2900"/>
+        <w:gridCol w:w="900"/>
+        <w:gridCol w:w="1400"/>
+        <w:gridCol w:w="1400"/>
+        <w:gridCol w:w="2266"/>
       </w:tblGrid>
       <w:tr>
         <w:tc>
           <w:tcPr>
-            <w:tcW w:w="911" w:type="dxa"/>
-          </w:tcPr>
-          <w:p>
-            <w:pPr>
-              <w:rPr>
-                <w:rFonts w:cs="David" w:hint="cs"/>
-                <w:b/>
-                <w:bCs/>
-                <w:sz w:val="28"/>
-                <w:szCs w:val="28"/>
-                <w:rtl/>
-              </w:rPr>
-            </w:pPr>
-            <w:r>
-              <w:rPr>
-                <w:rFonts w:cs="David" w:hint="cs"/>
-                <w:b/>
-                <w:bCs/>
-                <w:sz w:val="28"/>
-                <w:szCs w:val="28"/>
-                <w:rtl/>
-              </w:rPr>
-              <w:t>שורה</w:t>
-            </w:r>
-          </w:p>
-        </w:tc>
-        <w:tc>
-          <w:tcPr>
-            <w:tcW w:w="911" w:type="dxa"/>
-          </w:tcPr>
-          <w:p>
-            <w:pPr>
-              <w:rPr>
-                <w:rFonts w:cs="David" w:hint="cs"/>
-                <w:b/>
-                <w:bCs/>
-                <w:sz w:val="28"/>
-                <w:szCs w:val="28"/>
-                <w:rtl/>
-              </w:rPr>
-            </w:pPr>
-            <w:r>
-              <w:rPr>
-                <w:rFonts w:cs="David" w:hint="cs"/>
-                <w:b/>
-                <w:bCs/>
-                <w:sz w:val="28"/>
-                <w:szCs w:val="28"/>
-                <w:rtl/>
-              </w:rPr>
-              <w:t xml:space="preserve">מק"ט </w:t>
-            </w:r>
-          </w:p>
-        </w:tc>
-        <w:tc>
-          <w:tcPr>
-            <w:tcW w:w="3142" w:type="dxa"/>
-          </w:tcPr>
-          <w:p>
-            <w:pPr>
-              <w:rPr>
-                <w:rFonts w:cs="David" w:hint="cs"/>
-                <w:b/>
-                <w:bCs/>
-                <w:sz w:val="28"/>
-                <w:szCs w:val="28"/>
-                <w:rtl/>
-              </w:rPr>
-            </w:pPr>
-            <w:r>
-              <w:rPr>
-                <w:rFonts w:cs="David" w:hint="cs"/>
-                <w:b/>
-                <w:bCs/>
-                <w:sz w:val="28"/>
-                <w:szCs w:val="28"/>
-                <w:rtl/>
-              </w:rPr>
-              <w:t>תיאור המוצר</w:t>
-            </w:r>
-          </w:p>
-        </w:tc>
-        <w:tc>
-          <w:tcPr>
-            <w:tcW w:w="851" w:type="dxa"/>
-          </w:tcPr>
-          <w:p>
-            <w:pPr>
-              <w:rPr>
-                <w:rFonts w:cs="David" w:hint="cs"/>
-                <w:b/>
-                <w:bCs/>
-                <w:sz w:val="28"/>
-                <w:szCs w:val="28"/>
-                <w:rtl/>
-              </w:rPr>
-            </w:pPr>
-            <w:r>
-              <w:rPr>
-                <w:rFonts w:cs="David" w:hint="cs"/>
-                <w:b/>
-                <w:bCs/>
-                <w:sz w:val="28"/>
-                <w:szCs w:val="28"/>
-                <w:rtl/>
-              </w:rPr>
-              <w:t>כמות</w:t>
-            </w:r>
-          </w:p>
-        </w:tc>
-        <w:tc>
-          <w:tcPr>
-            <w:tcW w:w="1177" w:type="dxa"/>
-          </w:tcPr>
-          <w:p>
-            <w:pPr>
-              <w:rPr>
-                <w:rFonts w:cs="David" w:hint="cs"/>
-                <w:b/>
-                <w:bCs/>
-                <w:sz w:val="28"/>
-                <w:szCs w:val="28"/>
-                <w:rtl/>
-              </w:rPr>
-            </w:pPr>
-            <w:r>
-              <w:rPr>
-                <w:rFonts w:cs="David" w:hint="cs"/>
-                <w:b/>
-                <w:bCs/>
-                <w:sz w:val="28"/>
-                <w:szCs w:val="28"/>
-                <w:rtl/>
-              </w:rPr>
-              <w:t>מחיר ליחידה</w:t>
-            </w:r>
-          </w:p>
-        </w:tc>
-        <w:tc>
-          <w:tcPr>
-            <w:tcW w:w="1073" w:type="dxa"/>
-          </w:tcPr>
-          <w:p>
-            <w:pPr>
-              <w:rPr>
-                <w:rFonts w:cs="David" w:hint="cs"/>
-                <w:b/>
-                <w:bCs/>
-                <w:sz w:val="28"/>
-                <w:szCs w:val="28"/>
-                <w:rtl/>
-              </w:rPr>
-            </w:pPr>
-            <w:r>
-              <w:rPr>
-                <w:rFonts w:cs="David" w:hint="cs"/>
-                <w:b/>
-                <w:bCs/>
-                <w:sz w:val="28"/>
-                <w:szCs w:val="28"/>
-                <w:rtl/>
-              </w:rPr>
-              <w:t xml:space="preserve">% הנחה לשורה </w:t>
-            </w:r>
-          </w:p>
-        </w:tc>
-        <w:tc>
-          <w:tcPr>
-            <w:tcW w:w="1764" w:type="dxa"/>
-          </w:tcPr>
-          <w:p>
-            <w:pPr>
-              <w:rPr>
-                <w:rFonts w:cs="David" w:hint="cs"/>
-                <w:b/>
-                <w:bCs/>
-                <w:sz w:val="28"/>
-                <w:szCs w:val="28"/>
-                <w:rtl/>
-              </w:rPr>
-            </w:pPr>
-            <w:r>
-              <w:rPr>
-                <w:rFonts w:cs="David" w:hint="cs"/>
-                <w:b/>
-                <w:bCs/>
-                <w:sz w:val="28"/>
-                <w:szCs w:val="28"/>
-                <w:rtl/>
-              </w:rPr>
-              <w:t>סה"כ ₪</w:t>
-            </w:r>
-          </w:p>
-          <w:p>
-            <w:pPr>
-              <w:rPr>
-                <w:rFonts w:cs="David" w:hint="cs"/>
-                <w:b/>
-                <w:bCs/>
-                <w:sz w:val="28"/>
-                <w:szCs w:val="28"/>
-                <w:rtl/>
-              </w:rPr>
-            </w:pPr>
-          </w:p>
-        </w:tc>
-      </w:tr>
-      <w:tr>
-        <w:tc>
-          <w:tcPr>
-            <w:tcW w:w="911" w:type="dxa"/>
-          </w:tcPr>
-          <w:p>
-            <w:pPr>
-              <w:rPr>
-                <w:rFonts w:cs="David" w:hint="cs"/>
-                <w:b/>
-                <w:bCs/>
-                <w:sz w:val="28"/>
-                <w:szCs w:val="28"/>
-                <w:rtl/>
-              </w:rPr>
-            </w:pPr>
-            <w:r>
-              <w:rPr>
-                <w:rFonts w:cs="David" w:hint="cs"/>
-                <w:b/>
-                <w:bCs/>
-                <w:sz w:val="28"/>
-                <w:szCs w:val="28"/>
-                <w:rtl/>
-              </w:rPr>
-              <w:t xml:space="preserve">{#items}{lineNumber}</w:t>
-            </w:r>
-          </w:p>
-        </w:tc>
-        <w:tc>
-          <w:tcPr>
-            <w:tcW w:w="911" w:type="dxa"/>
-          </w:tcPr>
-          <w:p>
-            <w:pPr>
-              <w:rPr>
-                <w:rFonts w:cs="David" w:hint="cs"/>
-                <w:b/>
-                <w:bCs/>
-                <w:sz w:val="28"/>
-                <w:szCs w:val="28"/>
-                <w:rtl/>
-              </w:rPr>
-            </w:pPr>
-            <w:r>
-              <w:rPr>
-                <w:rFonts w:cs="David" w:hint="cs"/>
-                <w:b/>
-                <w:bCs/>
-                <w:sz w:val="28"/>
-                <w:szCs w:val="28"/>
-                <w:rtl/>
-              </w:rPr>
-              <w:t xml:space="preserve">{itemCode}</w:t>
-            </w:r>
-          </w:p>
-        </w:tc>
-        <w:tc>
-          <w:tcPr>
-            <w:tcW w:w="3142" w:type="dxa"/>
-          </w:tcPr>
-          <w:p>
-            <w:pPr>
-              <w:rPr>
-                <w:rFonts w:cs="David" w:hint="cs"/>
-                <w:b/>
-                <w:bCs/>
-                <w:sz w:val="28"/>
-                <w:szCs w:val="28"/>
-                <w:rtl/>
-              </w:rPr>
-            </w:pPr>
-            <w:r>
-              <w:rPr>
-                <w:rFonts w:cs="David" w:hint="cs"/>
-                <w:b/>
-                <w:bCs/>
-                <w:sz w:val="28"/>
-                <w:szCs w:val="28"/>
-                <w:rtl/>
-              </w:rPr>
-              <w:t xml:space="preserve">{description}</w:t>
-            </w:r>
-          </w:p>
-        </w:tc>
-        <w:tc>
-          <w:tcPr>
-            <w:tcW w:w="851" w:type="dxa"/>
-          </w:tcPr>
-          <w:p>
-            <w:pPr>
-              <w:rPr>
-                <w:rFonts w:cs="David" w:hint="cs"/>
-                <w:b/>
-                <w:bCs/>
-                <w:sz w:val="28"/>
-                <w:szCs w:val="28"/>
-                <w:rtl/>
-              </w:rPr>
-            </w:pPr>
-            <w:r>
-              <w:rPr>
-                <w:rFonts w:cs="David" w:hint="cs"/>
-                <w:b/>
-                <w:bCs/>
-                <w:sz w:val="28"/>
-                <w:szCs w:val="28"/>
-                <w:rtl/>
-              </w:rPr>
-              <w:t xml:space="preserve">{quantity}</w:t>
-            </w:r>
-          </w:p>
-        </w:tc>
-        <w:tc>
-          <w:tcPr>
-            <w:tcW w:w="1177" w:type="dxa"/>
-          </w:tcPr>
-          <w:p>
-            <w:pPr>
-              <w:rPr>
-                <w:rFonts w:cs="David" w:hint="cs"/>
-                <w:b/>
-                <w:bCs/>
-                <w:sz w:val="28"/>
-                <w:szCs w:val="28"/>
-                <w:rtl/>
-              </w:rPr>
-            </w:pPr>
-            <w:r>
-              <w:rPr>
-                <w:rFonts w:cs="David" w:hint="cs"/>
-                <w:b/>
-                <w:bCs/>
-                <w:sz w:val="28"/>
-                <w:szCs w:val="28"/>
-                <w:rtl/>
-              </w:rPr>
-              <w:t xml:space="preserve">{unitPrice}</w:t>
-            </w:r>
-          </w:p>
-        </w:tc>
-        <w:tc>
-          <w:tcPr>
-            <w:tcW w:w="1073" w:type="dxa"/>
-          </w:tcPr>
-          <w:p>
-            <w:pPr>
-              <w:rPr>
-                <w:rFonts w:cs="David" w:hint="cs"/>
-                <w:b/>
-                <w:bCs/>
-                <w:sz w:val="28"/>
-                <w:szCs w:val="28"/>
-                <w:rtl/>
-              </w:rPr>
-            </w:pPr>
-            <w:r>
-              <w:rPr>
-                <w:rFonts w:cs="David" w:hint="cs"/>
-                <w:b/>
-                <w:bCs/>
-                <w:sz w:val="28"/>
-                <w:szCs w:val="28"/>
-                <w:rtl/>
-              </w:rPr>
-              <w:t xml:space="preserve">{lineDiscountPercent}</w:t>
-            </w:r>
-          </w:p>
-        </w:tc>
-        <w:tc>
-          <w:tcPr>
-            <w:tcW w:w="1764" w:type="dxa"/>
-          </w:tcPr>
-          <w:p>
-            <w:pPr>
-              <w:rPr>
-                <w:rFonts w:cs="David" w:hint="cs"/>
-                <w:b/>
-                <w:bCs/>
-                <w:sz w:val="28"/>
-                <w:szCs w:val="28"/>
-                <w:rtl/>
-              </w:rPr>
-            </w:pPr>
-            <w:r>
-              <w:rPr>
-                <w:rFonts w:cs="David" w:hint="cs"/>
-                <w:b/>
-                <w:bCs/>
-                <w:sz w:val="28"/>
-                <w:szCs w:val="28"/>
-                <w:rtl/>
-              </w:rPr>
-              <w:t xml:space="preserve">{lineTotal}{/items}</w:t>
-            </w:r>
-          </w:p>
-        </w:tc>
-      </w:tr>
-    </w:tbl>
-    <w:p>
-      <w:pPr>
-        <w:rPr>
-          <w:vanish/>
-        </w:rPr>
-      </w:pPr>
-    </w:p>
-    <w:tbl>
-      <w:tblPr>
-        <w:tblpPr w:leftFromText="180" w:rightFromText="180" w:vertAnchor="text" w:horzAnchor="page" w:tblpX="1340" w:tblpY="199"/>
-        <w:bidiVisual/>
-        <w:tblW w:w="0" w:type="auto"/>
-        <w:tblBorders>
-          <w:top w:val="single" w:sz="4" w:space="0" w:color="auto"/>
-          <w:left w:val="single" w:sz="4" w:space="0" w:color="auto"/>
-          <w:bottom w:val="single" w:sz="4" w:space="0" w:color="auto"/>
-          <w:right w:val="single" w:sz="4" w:space="0" w:color="auto"/>
-          <w:insideH w:val="single" w:sz="4" w:space="0" w:color="auto"/>
-          <w:insideV w:val="single" w:sz="4" w:space="0" w:color="auto"/>
-        </w:tblBorders>
-        <w:tblLook w:val="04A0" w:firstRow="1" w:lastRow="0" w:firstColumn="1" w:lastColumn="0" w:noHBand="0" w:noVBand="1"/>
-      </w:tblPr>
-      <w:tblGrid>
-        <w:gridCol w:w="1764"/>
-        <w:gridCol w:w="1764"/>
-      </w:tblGrid>
-      <w:tr>
-        <w:tc>
-          <w:tcPr>
-            <w:tcW w:w="1764" w:type="dxa"/>
-          </w:tcPr>
-          <w:p>
-            <w:pPr>
-              <w:rPr>
-                <w:rFonts w:cs="David" w:hint="cs"/>
-                <w:b/>
-                <w:bCs/>
-                <w:sz w:val="28"/>
-                <w:szCs w:val="28"/>
-                <w:rtl/>
-              </w:rPr>
-            </w:pPr>
-            <w:r>
-              <w:rPr>
-                <w:rFonts w:cs="David" w:hint="cs"/>
-                <w:b/>
-                <w:bCs/>
-                <w:sz w:val="28"/>
-                <w:szCs w:val="28"/>
-                <w:rtl/>
-              </w:rPr>
-              <w:t>% הנחה</w:t>
-            </w:r>
-            <w:r>
-              <w:rPr>
-                <w:rFonts w:cs="David"/>
-                <w:b/>
-                <w:bCs/>
-                <w:sz w:val="28"/>
-                <w:szCs w:val="28"/>
-                <w:rtl/>
-              </w:rPr>
-              <w:br/>
-            </w:r>
-          </w:p>
-        </w:tc>
-        <w:tc>
-          <w:tcPr>
-            <w:tcW w:w="1764" w:type="dxa"/>
-          </w:tcPr>
-          <w:p>
-            <w:pPr>
-              <w:rPr>
-                <w:rFonts w:cs="David" w:hint="cs"/>
-                <w:b/>
-                <w:bCs/>
-                <w:sz w:val="28"/>
-                <w:szCs w:val="28"/>
-                <w:rtl/>
-              </w:rPr>
-            </w:pPr>
-            <w:r>
-              <w:rPr>
-                <w:rFonts w:cs="David" w:hint="cs"/>
-                <w:b/>
-                <w:bCs/>
-                <w:sz w:val="28"/>
-                <w:szCs w:val="28"/>
-                <w:rtl/>
-              </w:rPr>
-              <w:t xml:space="preserve">{discountPercent}</w:t>
-            </w:r>
-          </w:p>
-        </w:tc>
-      </w:tr>
-      <w:tr>
-        <w:tc>
-          <w:tcPr>
-            <w:tcW w:w="1764" w:type="dxa"/>
-          </w:tcPr>
-          <w:p>
-            <w:pPr>
-              <w:rPr>
-                <w:rFonts w:cs="David" w:hint="cs"/>
-                <w:b/>
-                <w:bCs/>
-                <w:sz w:val="28"/>
-                <w:szCs w:val="28"/>
-                <w:rtl/>
-              </w:rPr>
-            </w:pPr>
-            <w:r>
-              <w:rPr>
-                <w:rFonts w:cs="David" w:hint="cs"/>
-                <w:b/>
-                <w:bCs/>
-                <w:sz w:val="28"/>
-                <w:szCs w:val="28"/>
-                <w:rtl/>
-              </w:rPr>
-              <w:t>סה"כ לאחר הנחה</w:t>
-            </w:r>
-          </w:p>
-        </w:tc>
-        <w:tc>
-          <w:tcPr>
-            <w:tcW w:w="1764" w:type="dxa"/>
-          </w:tcPr>
-          <w:p>
-            <w:pPr>
-              <w:rPr>
-                <w:rFonts w:cs="David" w:hint="cs"/>
-                <w:b/>
-                <w:bCs/>
-                <w:sz w:val="28"/>
-                <w:szCs w:val="28"/>
-                <w:rtl/>
-              </w:rPr>
-            </w:pPr>
-            <w:r>
-              <w:rPr>
-                <w:rFonts w:cs="David" w:hint="cs"/>
-                <w:b/>
-                <w:bCs/>
-                <w:sz w:val="28"/>
-                <w:szCs w:val="28"/>
-                <w:rtl/>
-              </w:rPr>
-              <w:t xml:space="preserve">{subtotalAfterDiscount}</w:t>
-            </w:r>
-          </w:p>
-        </w:tc>
-      </w:tr>
-      <w:tr>
-        <w:tc>
-          <w:tcPr>
-            <w:tcW w:w="1764" w:type="dxa"/>
-          </w:tcPr>
-          <w:p>
-            <w:pPr>
-              <w:rPr>
-                <w:rFonts w:cs="David" w:hint="cs"/>
-                <w:b/>
-                <w:bCs/>
-                <w:sz w:val="28"/>
-                <w:szCs w:val="28"/>
-                <w:rtl/>
-              </w:rPr>
-            </w:pPr>
-            <w:r>
-              <w:rPr>
-                <w:rFonts w:cs="David" w:hint="cs"/>
-                <w:b/>
-                <w:bCs/>
-                <w:sz w:val="28"/>
-                <w:szCs w:val="28"/>
-                <w:rtl/>
-              </w:rPr>
-              <w:t>מע"מ 1</w:t>
-            </w:r>
-            <w:r>
-              <w:rPr>
-                <w:rFonts w:cs="David" w:hint="cs"/>
-                <w:b/>
-                <w:bCs/>
-                <w:sz w:val="28"/>
-                <w:szCs w:val="28"/>
-                <w:rtl/>
-              </w:rPr>
-              <w:t>8</w:t>
-            </w:r>
-            <w:r>
-              <w:rPr>
-                <w:rFonts w:cs="David" w:hint="cs"/>
-                <w:b/>
-                <w:bCs/>
-                <w:sz w:val="28"/>
-                <w:szCs w:val="28"/>
-                <w:rtl/>
-              </w:rPr>
-              <w:t>%</w:t>
-            </w:r>
-          </w:p>
-        </w:tc>
-        <w:tc>
-          <w:tcPr>
-            <w:tcW w:w="1764" w:type="dxa"/>
-          </w:tcPr>
-          <w:p>
-            <w:pPr>
-              <w:rPr>
-                <w:rFonts w:cs="David" w:hint="cs"/>
-                <w:b/>
-                <w:bCs/>
-                <w:sz w:val="28"/>
-                <w:szCs w:val="28"/>
-                <w:rtl/>
-              </w:rPr>
-            </w:pPr>
-            <w:r>
-              <w:rPr>
-                <w:rFonts w:cs="David" w:hint="cs"/>
-                <w:b/>
-                <w:bCs/>
-                <w:sz w:val="28"/>
-                <w:szCs w:val="28"/>
-                <w:rtl/>
-              </w:rPr>
-              <w:t xml:space="preserve">{vatAmount}</w:t>
-            </w:r>
-          </w:p>
-        </w:tc>
-      </w:tr>
-      <w:tr>
-        <w:tc>
-          <w:tcPr>
-            <w:tcW w:w="1764" w:type="dxa"/>
-          </w:tcPr>
-          <w:p>
-            <w:pPr>
-              <w:rPr>
-                <w:rFonts w:cs="David" w:hint="cs"/>
-                <w:b/>
-                <w:bCs/>
-                <w:sz w:val="28"/>
-                <w:szCs w:val="28"/>
-                <w:rtl/>
-              </w:rPr>
-            </w:pPr>
-            <w:r>
-              <w:rPr>
-                <w:rFonts w:cs="David" w:hint="cs"/>
-                <w:b/>
-                <w:bCs/>
-                <w:sz w:val="28"/>
-                <w:szCs w:val="28"/>
-                <w:rtl/>
-              </w:rPr>
-              <w:t xml:space="preserve">סה"כ לתשלום </w:t>
-            </w:r>
-          </w:p>
-        </w:tc>
-        <w:tc>
-          <w:tcPr>
-            <w:tcW w:w="1764" w:type="dxa"/>
-          </w:tcPr>
-          <w:p>
-            <w:pPr>
-              <w:rPr>
-                <w:rFonts w:cs="David" w:hint="cs"/>
-                <w:b/>
-                <w:bCs/>
-                <w:sz w:val="28"/>
-                <w:szCs w:val="28"/>
-                <w:rtl/>
-              </w:rPr>
-            </w:pPr>
-            <w:r>
-              <w:rPr>
-                <w:rFonts w:cs="David" w:hint="cs"/>
-                <w:b/>
-                <w:bCs/>
-                <w:sz w:val="28"/>
-                <w:szCs w:val="28"/>
-                <w:rtl/>
-              </w:rPr>
-              <w:t xml:space="preserve">{totalAmount}</w:t>
-            </w:r>
-          </w:p>
-        </w:tc>
-      </w:tr>
-    </w:tbl>
-    <w:p>
-      <w:pPr>
-        <w:rPr>
-          <w:vanish/>
-        </w:rPr>
-      </w:pPr>
-      <w:r>
-        <w:rPr>
-          <w:vanish/>
-        </w:rPr>
-        <w:t xml:space="preserve">{/hasDiscount}</w:t>
-      </w:r>
-    </w:p>
-    <w:p>
-      <w:pPr>
-        <w:rPr>
-          <w:rFonts w:cs="David"/>
-          <w:sz w:val="28"/>
-          <w:szCs w:val="28"/>
-          <w:rtl/>
-        </w:rPr>
-      </w:pPr>
-    </w:p>
-    <w:p>
-      <w:pPr>
-        <w:rPr>
-          <w:rFonts w:cs="David"/>
-          <w:sz w:val="28"/>
-          <w:szCs w:val="28"/>
-          <w:rtl/>
-        </w:rPr>
-      </w:pPr>
-    </w:p>
-    <w:p>
-      <w:pPr>
-        <w:rPr>
-          <w:rFonts w:cs="David"/>
-          <w:sz w:val="28"/>
-          <w:szCs w:val="28"/>
-          <w:rtl/>
-        </w:rPr>
-      </w:pPr>
-    </w:p>
-    <w:p>
-      <w:pPr>
-        <w:rPr>
-          <w:rFonts w:cs="David"/>
-          <w:sz w:val="28"/>
-          <w:szCs w:val="28"/>
-          <w:rtl/>
-        </w:rPr>
-      </w:pPr>
-    </w:p>
-    <w:p>
-      <w:pPr>
-        <w:rPr>
-          <w:rFonts w:cs="David"/>
-          <w:sz w:val="28"/>
-          <w:szCs w:val="28"/>
-          <w:rtl/>
-        </w:rPr>
-      </w:pPr>
-    </w:p>
-    <w:p>
-      <w:pPr>
-        <w:rPr>
-          <w:rFonts w:cs="David"/>
-          <w:sz w:val="28"/>
-          <w:szCs w:val="28"/>
-          <w:rtl/>
-        </w:rPr>
-      </w:pPr>
-    </w:p>
-    <w:p>
-      <w:pPr>
-        <w:rPr>
-          <w:rFonts w:cs="David"/>
-          <w:sz w:val="28"/>
-          <w:szCs w:val="28"/>
-          <w:rtl/>
-        </w:rPr>
-      </w:pPr>
-    </w:p>
-    <w:p>
-      <w:pPr>
-        <w:rPr>
-          <w:rFonts w:cs="David"/>
-          <w:sz w:val="28"/>
-          <w:szCs w:val="28"/>
-          <w:rtl/>
-        </w:rPr>
-      </w:pPr>
-    </w:p>
-    <w:p>
-      <w:pPr>
-        <w:rPr>
-          <w:rFonts w:cs="David"/>
-          <w:sz w:val="28"/>
-          <w:szCs w:val="28"/>
-          <w:rtl/>
-        </w:rPr>
-      </w:pPr>
-    </w:p>
-    <w:p>
-      <w:pPr>
-        <w:rPr>
-          <w:rFonts w:cs="David"/>
-          <w:sz w:val="28"/>
-          <w:szCs w:val="28"/>
-          <w:rtl/>
-        </w:rPr>
-      </w:pPr>
-    </w:p>
-    <w:p>
-      <w:pPr>
-        <w:rPr>
-          <w:vanish/>
-        </w:rPr>
-      </w:pPr>
-      <w:r>
-        <w:rPr>
-          <w:vanish/>
-        </w:rPr>
-        <w:t xml:space="preserve">{^hasDiscount}</w:t>
-      </w:r>
-    </w:p>
-    <w:tbl>
-      <w:tblPr>
-        <w:bidiVisual/>
-        <w:tblW w:w="0" w:type="auto"/>
-        <w:tblBorders>
-          <w:top w:val="single" w:sz="4" w:space="0" w:color="auto"/>
-          <w:left w:val="single" w:sz="4" w:space="0" w:color="auto"/>
-          <w:bottom w:val="single" w:sz="4" w:space="0" w:color="auto"/>
-          <w:right w:val="single" w:sz="4" w:space="0" w:color="auto"/>
-          <w:insideH w:val="single" w:sz="4" w:space="0" w:color="auto"/>
-          <w:insideV w:val="single" w:sz="4" w:space="0" w:color="auto"/>
-        </w:tblBorders>
-        <w:tblLook w:val="04A0" w:firstRow="1" w:lastRow="0" w:firstColumn="1" w:lastColumn="0" w:noHBand="0" w:noVBand="1"/>
-      </w:tblPr>
-      <w:tblGrid>
-        <w:gridCol w:w="911"/>
-        <w:gridCol w:w="911"/>
-        <w:gridCol w:w="3142"/>
-        <w:gridCol w:w="851"/>
-        <w:gridCol w:w="1177"/>
-        <w:gridCol w:w="1764"/>
-      </w:tblGrid>
-      <w:tr>
-        <w:tc>
-          <w:tcPr>
-            <w:tcW w:w="911" w:type="dxa"/>
+            <w:tcW w:w="700" w:type="dxa"/>
+            <w:tcBorders>
+              <w:top w:val="single" w:sz="4" w:space="0" w:color="auto"/>
+              <w:left w:val="single" w:sz="4" w:space="0" w:color="auto"/>
+              <w:bottom w:val="single" w:sz="4" w:space="0" w:color="auto"/>
+              <w:right w:val="single" w:sz="4" w:space="0" w:color="auto"/>
+            </w:tcBorders>
+            <w:hideMark/>
           </w:tcPr>
           <w:p>
             <w:pPr>
@@ -2092,7 +1251,7 @@
             </w:pPr>
             <w:r>
               <w:rPr>
-                <w:rFonts w:cs="David" w:hint="cs"/>
+                <w:rFonts w:cs="David"/>
                 <w:b/>
                 <w:bCs/>
                 <w:sz w:val="28"/>
@@ -2105,7 +1264,14 @@
         </w:tc>
         <w:tc>
           <w:tcPr>
-            <w:tcW w:w="911" w:type="dxa"/>
+            <w:tcW w:w="900" w:type="dxa"/>
+            <w:tcBorders>
+              <w:top w:val="single" w:sz="4" w:space="0" w:color="auto"/>
+              <w:left w:val="single" w:sz="4" w:space="0" w:color="auto"/>
+              <w:bottom w:val="single" w:sz="4" w:space="0" w:color="auto"/>
+              <w:right w:val="single" w:sz="4" w:space="0" w:color="auto"/>
+            </w:tcBorders>
+            <w:hideMark/>
           </w:tcPr>
           <w:p>
             <w:pPr>
@@ -2120,7 +1286,7 @@
             </w:pPr>
             <w:r>
               <w:rPr>
-                <w:rFonts w:cs="David" w:hint="cs"/>
+                <w:rFonts w:cs="David"/>
                 <w:b/>
                 <w:bCs/>
                 <w:sz w:val="28"/>
@@ -2133,7 +1299,14 @@
         </w:tc>
         <w:tc>
           <w:tcPr>
-            <w:tcW w:w="3142" w:type="dxa"/>
+            <w:tcW w:w="2900" w:type="dxa"/>
+            <w:tcBorders>
+              <w:top w:val="single" w:sz="4" w:space="0" w:color="auto"/>
+              <w:left w:val="single" w:sz="4" w:space="0" w:color="auto"/>
+              <w:bottom w:val="single" w:sz="4" w:space="0" w:color="auto"/>
+              <w:right w:val="single" w:sz="4" w:space="0" w:color="auto"/>
+            </w:tcBorders>
+            <w:hideMark/>
           </w:tcPr>
           <w:p>
             <w:pPr>
@@ -2148,7 +1321,7 @@
             </w:pPr>
             <w:r>
               <w:rPr>
-                <w:rFonts w:cs="David" w:hint="cs"/>
+                <w:rFonts w:cs="David"/>
                 <w:b/>
                 <w:bCs/>
                 <w:sz w:val="28"/>
@@ -2161,7 +1334,14 @@
         </w:tc>
         <w:tc>
           <w:tcPr>
-            <w:tcW w:w="851" w:type="dxa"/>
+            <w:tcW w:w="900" w:type="dxa"/>
+            <w:tcBorders>
+              <w:top w:val="single" w:sz="4" w:space="0" w:color="auto"/>
+              <w:left w:val="single" w:sz="4" w:space="0" w:color="auto"/>
+              <w:bottom w:val="single" w:sz="4" w:space="0" w:color="auto"/>
+              <w:right w:val="single" w:sz="4" w:space="0" w:color="auto"/>
+            </w:tcBorders>
+            <w:hideMark/>
           </w:tcPr>
           <w:p>
             <w:pPr>
@@ -2176,7 +1356,7 @@
             </w:pPr>
             <w:r>
               <w:rPr>
-                <w:rFonts w:cs="David" w:hint="cs"/>
+                <w:rFonts w:cs="David"/>
                 <w:b/>
                 <w:bCs/>
                 <w:sz w:val="28"/>
@@ -2189,7 +1369,14 @@
         </w:tc>
         <w:tc>
           <w:tcPr>
-            <w:tcW w:w="1177" w:type="dxa"/>
+            <w:tcW w:w="1400" w:type="dxa"/>
+            <w:tcBorders>
+              <w:top w:val="single" w:sz="4" w:space="0" w:color="auto"/>
+              <w:left w:val="single" w:sz="4" w:space="0" w:color="auto"/>
+              <w:bottom w:val="single" w:sz="4" w:space="0" w:color="auto"/>
+              <w:right w:val="single" w:sz="4" w:space="0" w:color="auto"/>
+            </w:tcBorders>
+            <w:hideMark/>
           </w:tcPr>
           <w:p>
             <w:pPr>
@@ -2204,7 +1391,7 @@
             </w:pPr>
             <w:r>
               <w:rPr>
-                <w:rFonts w:cs="David" w:hint="cs"/>
+                <w:rFonts w:cs="David"/>
                 <w:b/>
                 <w:bCs/>
                 <w:sz w:val="28"/>
@@ -2217,7 +1404,14 @@
         </w:tc>
         <w:tc>
           <w:tcPr>
-            <w:tcW w:w="1764" w:type="dxa"/>
+            <w:tcW w:w="1400" w:type="dxa"/>
+            <w:tcBorders>
+              <w:top w:val="single" w:sz="4" w:space="0" w:color="auto"/>
+              <w:left w:val="single" w:sz="4" w:space="0" w:color="auto"/>
+              <w:bottom w:val="single" w:sz="4" w:space="0" w:color="auto"/>
+              <w:right w:val="single" w:sz="4" w:space="0" w:color="auto"/>
+            </w:tcBorders>
+            <w:hideMark/>
           </w:tcPr>
           <w:p>
             <w:pPr>
@@ -2232,7 +1426,41 @@
             </w:pPr>
             <w:r>
               <w:rPr>
-                <w:rFonts w:cs="David" w:hint="cs"/>
+                <w:rFonts w:cs="David"/>
+                <w:b/>
+                <w:bCs/>
+                <w:sz w:val="28"/>
+                <w:szCs w:val="28"/>
+                <w:rtl/>
+              </w:rPr>
+              <w:t xml:space="preserve">% הנחה לשורה </w:t>
+            </w:r>
+          </w:p>
+        </w:tc>
+        <w:tc>
+          <w:tcPr>
+            <w:tcW w:w="2266" w:type="dxa"/>
+            <w:tcBorders>
+              <w:top w:val="single" w:sz="4" w:space="0" w:color="auto"/>
+              <w:left w:val="single" w:sz="4" w:space="0" w:color="auto"/>
+              <w:bottom w:val="single" w:sz="4" w:space="0" w:color="auto"/>
+              <w:right w:val="single" w:sz="4" w:space="0" w:color="auto"/>
+            </w:tcBorders>
+          </w:tcPr>
+          <w:p>
+            <w:pPr>
+              <w:rPr>
+                <w:rFonts w:cs="David"/>
+                <w:b/>
+                <w:bCs/>
+                <w:sz w:val="28"/>
+                <w:szCs w:val="28"/>
+                <w:rtl/>
+              </w:rPr>
+            </w:pPr>
+            <w:r>
+              <w:rPr>
+                <w:rFonts w:cs="David"/>
                 <w:b/>
                 <w:bCs/>
                 <w:sz w:val="28"/>
@@ -2259,7 +1487,574 @@
       <w:tr>
         <w:tc>
           <w:tcPr>
-            <w:tcW w:w="911" w:type="dxa"/>
+            <w:tcW w:w="700" w:type="dxa"/>
+            <w:tcBorders>
+              <w:top w:val="single" w:sz="4" w:space="0" w:color="auto"/>
+              <w:left w:val="single" w:sz="4" w:space="0" w:color="auto"/>
+              <w:bottom w:val="single" w:sz="4" w:space="0" w:color="auto"/>
+              <w:right w:val="single" w:sz="4" w:space="0" w:color="auto"/>
+            </w:tcBorders>
+          </w:tcPr>
+          <w:p>
+            <w:pPr>
+              <w:rPr>
+                <w:rFonts w:cs="David"/>
+                <w:b/>
+                <w:bCs/>
+                <w:sz w:val="28"/>
+                <w:szCs w:val="28"/>
+                <w:rtl/>
+              </w:rPr>
+            </w:pPr>
+            <w:bookmarkStart w:id="7" w:name="fldLine"/>
+            <w:bookmarkEnd w:id="7"/>
+            <w:r>
+              <w:rPr>
+                <w:rFonts w:cs="David" w:hint="cs"/>
+                <w:b/>
+                <w:bCs/>
+                <w:sz w:val="28"/>
+                <w:szCs w:val="28"/>
+                <w:rtl/>
+              </w:rPr>
+              <w:t>{#items}{lineNumber}</w:t>
+            </w:r>
+          </w:p>
+        </w:tc>
+        <w:tc>
+          <w:tcPr>
+            <w:tcW w:w="900" w:type="dxa"/>
+            <w:tcBorders>
+              <w:top w:val="single" w:sz="4" w:space="0" w:color="auto"/>
+              <w:left w:val="single" w:sz="4" w:space="0" w:color="auto"/>
+              <w:bottom w:val="single" w:sz="4" w:space="0" w:color="auto"/>
+              <w:right w:val="single" w:sz="4" w:space="0" w:color="auto"/>
+            </w:tcBorders>
+          </w:tcPr>
+          <w:p>
+            <w:pPr>
+              <w:rPr>
+                <w:rFonts w:cs="David"/>
+                <w:b/>
+                <w:bCs/>
+                <w:sz w:val="28"/>
+                <w:szCs w:val="28"/>
+                <w:rtl/>
+              </w:rPr>
+            </w:pPr>
+            <w:bookmarkStart w:id="8" w:name="fldMakat"/>
+            <w:bookmarkEnd w:id="8"/>
+            <w:r>
+              <w:rPr>
+                <w:rFonts w:cs="David" w:hint="cs"/>
+                <w:b/>
+                <w:bCs/>
+                <w:sz w:val="28"/>
+                <w:szCs w:val="28"/>
+                <w:rtl/>
+              </w:rPr>
+              <w:t>{</w:t>
+            </w:r>
+            <w:proofErr w:type="spellStart"/>
+            <w:r>
+              <w:rPr>
+                <w:rFonts w:cs="David" w:hint="cs"/>
+                <w:b/>
+                <w:bCs/>
+                <w:sz w:val="28"/>
+                <w:szCs w:val="28"/>
+                <w:rtl/>
+              </w:rPr>
+              <w:t>itemCode</w:t>
+            </w:r>
+            <w:proofErr w:type="spellEnd"/>
+            <w:r>
+              <w:rPr>
+                <w:rFonts w:cs="David" w:hint="cs"/>
+                <w:b/>
+                <w:bCs/>
+                <w:sz w:val="28"/>
+                <w:szCs w:val="28"/>
+                <w:rtl/>
+              </w:rPr>
+              <w:t>}</w:t>
+            </w:r>
+          </w:p>
+        </w:tc>
+        <w:tc>
+          <w:tcPr>
+            <w:tcW w:w="2900" w:type="dxa"/>
+            <w:tcBorders>
+              <w:top w:val="single" w:sz="4" w:space="0" w:color="auto"/>
+              <w:left w:val="single" w:sz="4" w:space="0" w:color="auto"/>
+              <w:bottom w:val="single" w:sz="4" w:space="0" w:color="auto"/>
+              <w:right w:val="single" w:sz="4" w:space="0" w:color="auto"/>
+            </w:tcBorders>
+          </w:tcPr>
+          <w:p>
+            <w:pPr>
+              <w:rPr>
+                <w:rFonts w:cs="David"/>
+                <w:b/>
+                <w:bCs/>
+                <w:sz w:val="28"/>
+                <w:szCs w:val="28"/>
+                <w:rtl/>
+              </w:rPr>
+            </w:pPr>
+            <w:bookmarkStart w:id="9" w:name="fldProduct"/>
+            <w:bookmarkEnd w:id="9"/>
+            <w:r>
+              <w:rPr>
+                <w:rFonts w:cs="David" w:hint="cs"/>
+                <w:b/>
+                <w:bCs/>
+                <w:sz w:val="28"/>
+                <w:szCs w:val="28"/>
+                <w:rtl/>
+              </w:rPr>
+              <w:t>{</w:t>
+            </w:r>
+            <w:proofErr w:type="spellStart"/>
+            <w:r>
+              <w:rPr>
+                <w:rFonts w:cs="David" w:hint="cs"/>
+                <w:b/>
+                <w:bCs/>
+                <w:sz w:val="28"/>
+                <w:szCs w:val="28"/>
+                <w:rtl/>
+              </w:rPr>
+              <w:t>description</w:t>
+            </w:r>
+            <w:proofErr w:type="spellEnd"/>
+            <w:r>
+              <w:rPr>
+                <w:rFonts w:cs="David" w:hint="cs"/>
+                <w:b/>
+                <w:bCs/>
+                <w:sz w:val="28"/>
+                <w:szCs w:val="28"/>
+                <w:rtl/>
+              </w:rPr>
+              <w:t>}</w:t>
+            </w:r>
+          </w:p>
+        </w:tc>
+        <w:tc>
+          <w:tcPr>
+            <w:tcW w:w="900" w:type="dxa"/>
+            <w:tcBorders>
+              <w:top w:val="single" w:sz="4" w:space="0" w:color="auto"/>
+              <w:left w:val="single" w:sz="4" w:space="0" w:color="auto"/>
+              <w:bottom w:val="single" w:sz="4" w:space="0" w:color="auto"/>
+              <w:right w:val="single" w:sz="4" w:space="0" w:color="auto"/>
+            </w:tcBorders>
+          </w:tcPr>
+          <w:p>
+            <w:pPr>
+              <w:rPr>
+                <w:rFonts w:cs="David"/>
+                <w:b/>
+                <w:bCs/>
+                <w:sz w:val="28"/>
+                <w:szCs w:val="28"/>
+                <w:rtl/>
+              </w:rPr>
+            </w:pPr>
+            <w:bookmarkStart w:id="10" w:name="fldAmmount"/>
+            <w:bookmarkEnd w:id="10"/>
+            <w:r>
+              <w:rPr>
+                <w:rFonts w:cs="David" w:hint="cs"/>
+                <w:b/>
+                <w:bCs/>
+                <w:sz w:val="28"/>
+                <w:szCs w:val="28"/>
+                <w:rtl/>
+              </w:rPr>
+              <w:t>{</w:t>
+            </w:r>
+            <w:proofErr w:type="spellStart"/>
+            <w:r>
+              <w:rPr>
+                <w:rFonts w:cs="David" w:hint="cs"/>
+                <w:b/>
+                <w:bCs/>
+                <w:sz w:val="28"/>
+                <w:szCs w:val="28"/>
+                <w:rtl/>
+              </w:rPr>
+              <w:t>quantity</w:t>
+            </w:r>
+            <w:proofErr w:type="spellEnd"/>
+            <w:r>
+              <w:rPr>
+                <w:rFonts w:cs="David" w:hint="cs"/>
+                <w:b/>
+                <w:bCs/>
+                <w:sz w:val="28"/>
+                <w:szCs w:val="28"/>
+                <w:rtl/>
+              </w:rPr>
+              <w:t>}</w:t>
+            </w:r>
+          </w:p>
+        </w:tc>
+        <w:tc>
+          <w:tcPr>
+            <w:tcW w:w="1400" w:type="dxa"/>
+            <w:tcBorders>
+              <w:top w:val="single" w:sz="4" w:space="0" w:color="auto"/>
+              <w:left w:val="single" w:sz="4" w:space="0" w:color="auto"/>
+              <w:bottom w:val="single" w:sz="4" w:space="0" w:color="auto"/>
+              <w:right w:val="single" w:sz="4" w:space="0" w:color="auto"/>
+            </w:tcBorders>
+          </w:tcPr>
+          <w:p>
+            <w:pPr>
+              <w:rPr>
+                <w:rFonts w:cs="David"/>
+                <w:b/>
+                <w:bCs/>
+                <w:sz w:val="28"/>
+                <w:szCs w:val="28"/>
+                <w:rtl/>
+              </w:rPr>
+            </w:pPr>
+            <w:bookmarkStart w:id="11" w:name="fldPrice"/>
+            <w:bookmarkEnd w:id="11"/>
+            <w:r>
+              <w:rPr>
+                <w:rFonts w:cs="David" w:hint="cs"/>
+                <w:b/>
+                <w:bCs/>
+                <w:sz w:val="28"/>
+                <w:szCs w:val="28"/>
+                <w:rtl/>
+              </w:rPr>
+              <w:t>{</w:t>
+            </w:r>
+            <w:proofErr w:type="spellStart"/>
+            <w:r>
+              <w:rPr>
+                <w:rFonts w:cs="David" w:hint="cs"/>
+                <w:b/>
+                <w:bCs/>
+                <w:sz w:val="28"/>
+                <w:szCs w:val="28"/>
+                <w:rtl/>
+              </w:rPr>
+              <w:t>unitPrice</w:t>
+            </w:r>
+            <w:proofErr w:type="spellEnd"/>
+            <w:r>
+              <w:rPr>
+                <w:rFonts w:cs="David" w:hint="cs"/>
+                <w:b/>
+                <w:bCs/>
+                <w:sz w:val="28"/>
+                <w:szCs w:val="28"/>
+                <w:rtl/>
+              </w:rPr>
+              <w:t>}</w:t>
+            </w:r>
+          </w:p>
+        </w:tc>
+        <w:tc>
+          <w:tcPr>
+            <w:tcW w:w="1400" w:type="dxa"/>
+            <w:tcBorders>
+              <w:top w:val="single" w:sz="4" w:space="0" w:color="auto"/>
+              <w:left w:val="single" w:sz="4" w:space="0" w:color="auto"/>
+              <w:bottom w:val="single" w:sz="4" w:space="0" w:color="auto"/>
+              <w:right w:val="single" w:sz="4" w:space="0" w:color="auto"/>
+            </w:tcBorders>
+          </w:tcPr>
+          <w:p>
+            <w:pPr>
+              <w:rPr>
+                <w:rFonts w:cs="David"/>
+                <w:b/>
+                <w:bCs/>
+                <w:sz w:val="28"/>
+                <w:szCs w:val="28"/>
+                <w:rtl/>
+              </w:rPr>
+            </w:pPr>
+            <w:bookmarkStart w:id="12" w:name="fldLineDiscount"/>
+            <w:bookmarkEnd w:id="12"/>
+            <w:r>
+              <w:rPr>
+                <w:rFonts w:cs="David" w:hint="cs"/>
+                <w:b/>
+                <w:bCs/>
+                <w:sz w:val="28"/>
+                <w:szCs w:val="28"/>
+                <w:rtl/>
+              </w:rPr>
+              <w:t>{</w:t>
+            </w:r>
+            <w:proofErr w:type="spellStart"/>
+            <w:r>
+              <w:rPr>
+                <w:rFonts w:cs="David" w:hint="cs"/>
+                <w:b/>
+                <w:bCs/>
+                <w:sz w:val="28"/>
+                <w:szCs w:val="28"/>
+                <w:rtl/>
+              </w:rPr>
+              <w:t>lineDiscountPercent</w:t>
+            </w:r>
+            <w:proofErr w:type="spellEnd"/>
+            <w:r>
+              <w:rPr>
+                <w:rFonts w:cs="David" w:hint="cs"/>
+                <w:b/>
+                <w:bCs/>
+                <w:sz w:val="28"/>
+                <w:szCs w:val="28"/>
+                <w:rtl/>
+              </w:rPr>
+              <w:t>}</w:t>
+            </w:r>
+          </w:p>
+        </w:tc>
+        <w:tc>
+          <w:tcPr>
+            <w:tcW w:w="2266" w:type="dxa"/>
+            <w:tcBorders>
+              <w:top w:val="single" w:sz="4" w:space="0" w:color="auto"/>
+              <w:left w:val="single" w:sz="4" w:space="0" w:color="auto"/>
+              <w:bottom w:val="single" w:sz="4" w:space="0" w:color="auto"/>
+              <w:right w:val="single" w:sz="4" w:space="0" w:color="auto"/>
+            </w:tcBorders>
+          </w:tcPr>
+          <w:p>
+            <w:pPr>
+              <w:rPr>
+                <w:rFonts w:cs="David"/>
+                <w:b/>
+                <w:bCs/>
+                <w:sz w:val="28"/>
+                <w:szCs w:val="28"/>
+                <w:rtl/>
+              </w:rPr>
+            </w:pPr>
+            <w:bookmarkStart w:id="13" w:name="fldLineTotal"/>
+            <w:bookmarkEnd w:id="13"/>
+            <w:r>
+              <w:rPr>
+                <w:rFonts w:cs="David" w:hint="cs"/>
+                <w:b/>
+                <w:bCs/>
+                <w:sz w:val="28"/>
+                <w:szCs w:val="28"/>
+                <w:rtl/>
+              </w:rPr>
+              <w:t>{</w:t>
+            </w:r>
+            <w:proofErr w:type="spellStart"/>
+            <w:r>
+              <w:rPr>
+                <w:rFonts w:cs="David" w:hint="cs"/>
+                <w:b/>
+                <w:bCs/>
+                <w:sz w:val="28"/>
+                <w:szCs w:val="28"/>
+                <w:rtl/>
+              </w:rPr>
+              <w:t>lineTotal</w:t>
+            </w:r>
+            <w:proofErr w:type="spellEnd"/>
+            <w:r>
+              <w:rPr>
+                <w:rFonts w:cs="David" w:hint="cs"/>
+                <w:b/>
+                <w:bCs/>
+                <w:sz w:val="28"/>
+                <w:szCs w:val="28"/>
+                <w:rtl/>
+              </w:rPr>
+              <w:t>}{/</w:t>
+            </w:r>
+            <w:proofErr w:type="spellStart"/>
+            <w:r>
+              <w:rPr>
+                <w:rFonts w:cs="David" w:hint="cs"/>
+                <w:b/>
+                <w:bCs/>
+                <w:sz w:val="28"/>
+                <w:szCs w:val="28"/>
+                <w:rtl/>
+              </w:rPr>
+              <w:t>items</w:t>
+            </w:r>
+            <w:proofErr w:type="spellEnd"/>
+            <w:r>
+              <w:rPr>
+                <w:rFonts w:cs="David" w:hint="cs"/>
+                <w:b/>
+                <w:bCs/>
+                <w:sz w:val="28"/>
+                <w:szCs w:val="28"/>
+                <w:rtl/>
+              </w:rPr>
+              <w:t>}</w:t>
+            </w:r>
+          </w:p>
+        </w:tc>
+      </w:tr>
+    </w:tbl>
+    <w:p>
+      <w:pPr>
+        <w:rPr>
+          <w:rFonts w:cs="David"/>
+          <w:vanish/>
+          <w:sz w:val="28"/>
+          <w:szCs w:val="28"/>
+          <w:rtl/>
+        </w:rPr>
+      </w:pPr>
+    </w:p>
+    <w:tbl>
+      <w:tblPr>
+        <w:tblpPr w:leftFromText="180" w:rightFromText="180" w:vertAnchor="text" w:horzAnchor="page" w:tblpX="67" w:tblpY="199"/>
+        <w:bidiVisual/>
+        <w:tblW w:w="0" w:type="auto"/>
+        <w:tblBorders>
+          <w:top w:val="single" w:sz="4" w:space="0" w:color="auto"/>
+          <w:left w:val="single" w:sz="4" w:space="0" w:color="auto"/>
+          <w:bottom w:val="single" w:sz="4" w:space="0" w:color="auto"/>
+          <w:right w:val="single" w:sz="4" w:space="0" w:color="auto"/>
+          <w:insideH w:val="single" w:sz="4" w:space="0" w:color="auto"/>
+          <w:insideV w:val="single" w:sz="4" w:space="0" w:color="auto"/>
+        </w:tblBorders>
+        <w:tblLook w:val="04A0" w:firstRow="1" w:lastRow="0" w:firstColumn="1" w:lastColumn="0" w:noHBand="0" w:noVBand="1"/>
+      </w:tblPr>
+      <w:tblGrid>
+        <w:gridCol w:w="1764"/>
+        <w:gridCol w:w="3145"/>
+      </w:tblGrid>
+      <w:tr>
+        <w:tc>
+          <w:tcPr>
+            <w:tcW w:w="1764" w:type="dxa"/>
+            <w:tcBorders>
+              <w:top w:val="single" w:sz="4" w:space="0" w:color="auto"/>
+              <w:left w:val="single" w:sz="4" w:space="0" w:color="auto"/>
+              <w:bottom w:val="single" w:sz="4" w:space="0" w:color="auto"/>
+              <w:right w:val="single" w:sz="4" w:space="0" w:color="auto"/>
+            </w:tcBorders>
+            <w:hideMark/>
+          </w:tcPr>
+          <w:p>
+            <w:pPr>
+              <w:rPr>
+                <w:rFonts w:cs="David"/>
+                <w:b/>
+                <w:bCs/>
+                <w:sz w:val="28"/>
+                <w:szCs w:val="28"/>
+              </w:rPr>
+            </w:pPr>
+            <w:r>
+              <w:rPr>
+                <w:rFonts w:cs="David"/>
+                <w:b/>
+                <w:bCs/>
+                <w:sz w:val="28"/>
+                <w:szCs w:val="28"/>
+                <w:rtl/>
+              </w:rPr>
+              <w:t>% הנחה</w:t>
+            </w:r>
+            <w:r>
+              <w:rPr>
+                <w:rFonts w:cs="David"/>
+                <w:b/>
+                <w:bCs/>
+                <w:sz w:val="28"/>
+                <w:szCs w:val="28"/>
+                <w:rtl/>
+              </w:rPr>
+              <w:br/>
+            </w:r>
+          </w:p>
+        </w:tc>
+        <w:tc>
+          <w:tcPr>
+            <w:tcW w:w="2414" w:type="dxa"/>
+            <w:tcBorders>
+              <w:top w:val="single" w:sz="4" w:space="0" w:color="auto"/>
+              <w:left w:val="single" w:sz="4" w:space="0" w:color="auto"/>
+              <w:bottom w:val="single" w:sz="4" w:space="0" w:color="auto"/>
+              <w:right w:val="single" w:sz="4" w:space="0" w:color="auto"/>
+            </w:tcBorders>
+          </w:tcPr>
+          <w:p>
+            <w:pPr>
+              <w:rPr>
+                <w:rFonts w:cs="David"/>
+                <w:b/>
+                <w:bCs/>
+                <w:sz w:val="28"/>
+                <w:szCs w:val="28"/>
+                <w:rtl/>
+              </w:rPr>
+            </w:pPr>
+            <w:bookmarkStart w:id="14" w:name="fldDiscount"/>
+            <w:bookmarkEnd w:id="14"/>
+            <w:r>
+              <w:rPr>
+                <w:rFonts w:cs="David" w:hint="cs"/>
+                <w:b/>
+                <w:bCs/>
+                <w:sz w:val="28"/>
+                <w:szCs w:val="28"/>
+                <w:rtl/>
+              </w:rPr>
+              <w:t>{</w:t>
+            </w:r>
+            <w:proofErr w:type="spellStart"/>
+            <w:r>
+              <w:rPr>
+                <w:rFonts w:cs="David" w:hint="cs"/>
+                <w:b/>
+                <w:bCs/>
+                <w:sz w:val="28"/>
+                <w:szCs w:val="28"/>
+                <w:rtl/>
+              </w:rPr>
+              <w:t>discountPercent</w:t>
+            </w:r>
+            <w:proofErr w:type="spellEnd"/>
+            <w:r>
+              <w:rPr>
+                <w:rFonts w:cs="David" w:hint="cs"/>
+                <w:b/>
+                <w:bCs/>
+                <w:sz w:val="28"/>
+                <w:szCs w:val="28"/>
+                <w:rtl/>
+              </w:rPr>
+              <w:t>}</w:t>
+            </w:r>
+          </w:p>
+        </w:tc>
+      </w:tr>
+      <w:tr>
+        <w:tc>
+          <w:tcPr>
+            <w:tcW w:w="1764" w:type="dxa"/>
+            <w:tcBorders>
+              <w:top w:val="single" w:sz="4" w:space="0" w:color="auto"/>
+              <w:left w:val="single" w:sz="4" w:space="0" w:color="auto"/>
+              <w:bottom w:val="single" w:sz="4" w:space="0" w:color="auto"/>
+              <w:right w:val="single" w:sz="4" w:space="0" w:color="auto"/>
+            </w:tcBorders>
+            <w:hideMark/>
           </w:tcPr>
           <w:p>
             <w:pPr>
@@ -2274,6 +2069,42 @@
             </w:pPr>
             <w:r>
               <w:rPr>
+                <w:rFonts w:cs="David"/>
+                <w:b/>
+                <w:bCs/>
+                <w:sz w:val="28"/>
+                <w:szCs w:val="28"/>
+                <w:rtl/>
+              </w:rPr>
+              <w:t>סה"כ לאחר הנחה</w:t>
+            </w:r>
+          </w:p>
+        </w:tc>
+        <w:tc>
+          <w:tcPr>
+            <w:tcW w:w="2414" w:type="dxa"/>
+            <w:tcBorders>
+              <w:top w:val="single" w:sz="4" w:space="0" w:color="auto"/>
+              <w:left w:val="single" w:sz="4" w:space="0" w:color="auto"/>
+              <w:bottom w:val="single" w:sz="4" w:space="0" w:color="auto"/>
+              <w:right w:val="single" w:sz="4" w:space="0" w:color="auto"/>
+            </w:tcBorders>
+          </w:tcPr>
+          <w:p>
+            <w:pPr>
+              <w:rPr>
+                <w:rFonts w:cs="David"/>
+                <w:b/>
+                <w:bCs/>
+                <w:sz w:val="28"/>
+                <w:szCs w:val="28"/>
+                <w:rtl/>
+              </w:rPr>
+            </w:pPr>
+            <w:bookmarkStart w:id="15" w:name="fldTotalAfterDiscount"/>
+            <w:bookmarkEnd w:id="15"/>
+            <w:r>
+              <w:rPr>
                 <w:rFonts w:cs="David" w:hint="cs"/>
                 <w:b/>
                 <w:bCs/>
@@ -2281,13 +2112,46 @@
                 <w:szCs w:val="28"/>
                 <w:rtl/>
               </w:rPr>
-              <w:t xml:space="preserve">{#items}{lineNumber}</w:t>
+              <w:t>{</w:t>
+            </w:r>
+            <w:proofErr w:type="spellStart"/>
+            <w:r>
+              <w:rPr>
+                <w:rFonts w:cs="David" w:hint="cs"/>
+                <w:b/>
+                <w:bCs/>
+                <w:sz w:val="28"/>
+                <w:szCs w:val="28"/>
+                <w:rtl/>
+              </w:rPr>
+              <w:t>subtotalAfterDiscount</w:t>
+            </w:r>
+            <w:proofErr w:type="spellEnd"/>
+            <w:r>
+              <w:rPr>
+                <w:rFonts w:cs="David" w:hint="cs"/>
+                <w:b/>
+                <w:bCs/>
+                <w:sz w:val="28"/>
+                <w:szCs w:val="28"/>
+                <w:rtl/>
+              </w:rPr>
+              <w:t>}</w:t>
             </w:r>
           </w:p>
         </w:tc>
+      </w:tr>
+      <w:tr>
         <w:tc>
           <w:tcPr>
-            <w:tcW w:w="911" w:type="dxa"/>
+            <w:tcW w:w="1764" w:type="dxa"/>
+            <w:tcBorders>
+              <w:top w:val="single" w:sz="4" w:space="0" w:color="auto"/>
+              <w:left w:val="single" w:sz="4" w:space="0" w:color="auto"/>
+              <w:bottom w:val="single" w:sz="4" w:space="0" w:color="auto"/>
+              <w:right w:val="single" w:sz="4" w:space="0" w:color="auto"/>
+            </w:tcBorders>
+            <w:hideMark/>
           </w:tcPr>
           <w:p>
             <w:pPr>
@@ -2302,6 +2166,42 @@
             </w:pPr>
             <w:r>
               <w:rPr>
+                <w:rFonts w:cs="David"/>
+                <w:b/>
+                <w:bCs/>
+                <w:sz w:val="28"/>
+                <w:szCs w:val="28"/>
+                <w:rtl/>
+              </w:rPr>
+              <w:t>מע"מ 18%</w:t>
+            </w:r>
+          </w:p>
+        </w:tc>
+        <w:tc>
+          <w:tcPr>
+            <w:tcW w:w="2414" w:type="dxa"/>
+            <w:tcBorders>
+              <w:top w:val="single" w:sz="4" w:space="0" w:color="auto"/>
+              <w:left w:val="single" w:sz="4" w:space="0" w:color="auto"/>
+              <w:bottom w:val="single" w:sz="4" w:space="0" w:color="auto"/>
+              <w:right w:val="single" w:sz="4" w:space="0" w:color="auto"/>
+            </w:tcBorders>
+          </w:tcPr>
+          <w:p>
+            <w:pPr>
+              <w:rPr>
+                <w:rFonts w:cs="David"/>
+                <w:b/>
+                <w:bCs/>
+                <w:sz w:val="28"/>
+                <w:szCs w:val="28"/>
+                <w:rtl/>
+              </w:rPr>
+            </w:pPr>
+            <w:bookmarkStart w:id="16" w:name="fldMAAM"/>
+            <w:bookmarkEnd w:id="16"/>
+            <w:r>
+              <w:rPr>
                 <w:rFonts w:cs="David" w:hint="cs"/>
                 <w:b/>
                 <w:bCs/>
@@ -2309,13 +2209,46 @@
                 <w:szCs w:val="28"/>
                 <w:rtl/>
               </w:rPr>
-              <w:t xml:space="preserve">{itemCode}</w:t>
+              <w:t>{</w:t>
+            </w:r>
+            <w:proofErr w:type="spellStart"/>
+            <w:r>
+              <w:rPr>
+                <w:rFonts w:cs="David" w:hint="cs"/>
+                <w:b/>
+                <w:bCs/>
+                <w:sz w:val="28"/>
+                <w:szCs w:val="28"/>
+                <w:rtl/>
+              </w:rPr>
+              <w:t>vatAmount</w:t>
+            </w:r>
+            <w:proofErr w:type="spellEnd"/>
+            <w:r>
+              <w:rPr>
+                <w:rFonts w:cs="David" w:hint="cs"/>
+                <w:b/>
+                <w:bCs/>
+                <w:sz w:val="28"/>
+                <w:szCs w:val="28"/>
+                <w:rtl/>
+              </w:rPr>
+              <w:t>}</w:t>
             </w:r>
           </w:p>
         </w:tc>
+      </w:tr>
+      <w:tr>
         <w:tc>
           <w:tcPr>
-            <w:tcW w:w="3142" w:type="dxa"/>
+            <w:tcW w:w="1764" w:type="dxa"/>
+            <w:tcBorders>
+              <w:top w:val="single" w:sz="4" w:space="0" w:color="auto"/>
+              <w:left w:val="single" w:sz="4" w:space="0" w:color="auto"/>
+              <w:bottom w:val="single" w:sz="4" w:space="0" w:color="auto"/>
+              <w:right w:val="single" w:sz="4" w:space="0" w:color="auto"/>
+            </w:tcBorders>
+            <w:hideMark/>
           </w:tcPr>
           <w:p>
             <w:pPr>
@@ -2330,20 +2263,26 @@
             </w:pPr>
             <w:r>
               <w:rPr>
-                <w:rFonts w:cs="David" w:hint="cs"/>
+                <w:rFonts w:cs="David"/>
                 <w:b/>
                 <w:bCs/>
                 <w:sz w:val="28"/>
                 <w:szCs w:val="28"/>
                 <w:rtl/>
               </w:rPr>
-              <w:t xml:space="preserve">{description}</w:t>
+              <w:t xml:space="preserve">סה"כ לתשלום </w:t>
             </w:r>
           </w:p>
         </w:tc>
         <w:tc>
           <w:tcPr>
-            <w:tcW w:w="851" w:type="dxa"/>
+            <w:tcW w:w="2414" w:type="dxa"/>
+            <w:tcBorders>
+              <w:top w:val="single" w:sz="4" w:space="0" w:color="auto"/>
+              <w:left w:val="single" w:sz="4" w:space="0" w:color="auto"/>
+              <w:bottom w:val="single" w:sz="4" w:space="0" w:color="auto"/>
+              <w:right w:val="single" w:sz="4" w:space="0" w:color="auto"/>
+            </w:tcBorders>
           </w:tcPr>
           <w:p>
             <w:pPr>
@@ -2356,6 +2295,8 @@
                 <w:rtl/>
               </w:rPr>
             </w:pPr>
+            <w:bookmarkStart w:id="17" w:name="fldTotalAfterMaaM"/>
+            <w:bookmarkEnd w:id="17"/>
             <w:r>
               <w:rPr>
                 <w:rFonts w:cs="David" w:hint="cs"/>
@@ -2365,25 +2306,9 @@
                 <w:szCs w:val="28"/>
                 <w:rtl/>
               </w:rPr>
-              <w:t xml:space="preserve">{quantity}</w:t>
+              <w:t>{</w:t>
             </w:r>
-          </w:p>
-        </w:tc>
-        <w:tc>
-          <w:tcPr>
-            <w:tcW w:w="1177" w:type="dxa"/>
-          </w:tcPr>
-          <w:p>
-            <w:pPr>
-              <w:rPr>
-                <w:rFonts w:cs="David"/>
-                <w:b/>
-                <w:bCs/>
-                <w:sz w:val="28"/>
-                <w:szCs w:val="28"/>
-                <w:rtl/>
-              </w:rPr>
-            </w:pPr>
+            <w:proofErr w:type="spellStart"/>
             <w:r>
               <w:rPr>
                 <w:rFonts w:cs="David" w:hint="cs"/>
@@ -2393,25 +2318,9 @@
                 <w:szCs w:val="28"/>
                 <w:rtl/>
               </w:rPr>
-              <w:t xml:space="preserve">{unitPrice}</w:t>
+              <w:t>totalAmount</w:t>
             </w:r>
-          </w:p>
-        </w:tc>
-        <w:tc>
-          <w:tcPr>
-            <w:tcW w:w="1764" w:type="dxa"/>
-          </w:tcPr>
-          <w:p>
-            <w:pPr>
-              <w:rPr>
-                <w:rFonts w:cs="David" w:hint="cs"/>
-                <w:b/>
-                <w:bCs/>
-                <w:sz w:val="28"/>
-                <w:szCs w:val="28"/>
-                <w:rtl/>
-              </w:rPr>
-            </w:pPr>
+            <w:proofErr w:type="spellEnd"/>
             <w:r>
               <w:rPr>
                 <w:rFonts w:cs="David" w:hint="cs"/>
@@ -2421,230 +2330,7 @@
                 <w:szCs w:val="28"/>
                 <w:rtl/>
               </w:rPr>
-              <w:t xml:space="preserve">{lineTotal}{/items}</w:t>
-            </w:r>
-          </w:p>
-        </w:tc>
-      </w:tr>
-    </w:tbl>
-    <w:p>
-      <w:pPr>
-        <w:rPr>
-          <w:vanish/>
-        </w:rPr>
-      </w:pPr>
-    </w:p>
-    <w:tbl>
-      <w:tblPr>
-        <w:tblpPr w:leftFromText="180" w:rightFromText="180" w:vertAnchor="text" w:horzAnchor="page" w:tblpX="2434" w:tblpY="249"/>
-        <w:bidiVisual/>
-        <w:tblW w:w="0" w:type="auto"/>
-        <w:tblBorders>
-          <w:top w:val="single" w:sz="4" w:space="0" w:color="auto"/>
-          <w:left w:val="single" w:sz="4" w:space="0" w:color="auto"/>
-          <w:bottom w:val="single" w:sz="4" w:space="0" w:color="auto"/>
-          <w:right w:val="single" w:sz="4" w:space="0" w:color="auto"/>
-          <w:insideH w:val="single" w:sz="4" w:space="0" w:color="auto"/>
-          <w:insideV w:val="single" w:sz="4" w:space="0" w:color="auto"/>
-        </w:tblBorders>
-        <w:tblLook w:val="04A0" w:firstRow="1" w:lastRow="0" w:firstColumn="1" w:lastColumn="0" w:noHBand="0" w:noVBand="1"/>
-      </w:tblPr>
-      <w:tblGrid>
-        <w:gridCol w:w="1764"/>
-        <w:gridCol w:w="1764"/>
-      </w:tblGrid>
-      <w:tr>
-        <w:tc>
-          <w:tcPr>
-            <w:tcW w:w="1764" w:type="dxa"/>
-          </w:tcPr>
-          <w:p>
-            <w:pPr>
-              <w:rPr>
-                <w:rFonts w:cs="David"/>
-                <w:b/>
-                <w:bCs/>
-                <w:sz w:val="28"/>
-                <w:szCs w:val="28"/>
-                <w:rtl/>
-              </w:rPr>
-            </w:pPr>
-            <w:r>
-              <w:rPr>
-                <w:rFonts w:cs="David" w:hint="cs"/>
-                <w:b/>
-                <w:bCs/>
-                <w:sz w:val="28"/>
-                <w:szCs w:val="28"/>
-                <w:rtl/>
-              </w:rPr>
-              <w:t>סה"כ</w:t>
-            </w:r>
-          </w:p>
-        </w:tc>
-        <w:tc>
-          <w:tcPr>
-            <w:tcW w:w="1764" w:type="dxa"/>
-          </w:tcPr>
-          <w:p>
-            <w:pPr>
-              <w:rPr>
-                <w:rFonts w:cs="David"/>
-                <w:b/>
-                <w:bCs/>
-                <w:sz w:val="28"/>
-                <w:szCs w:val="28"/>
-                <w:rtl/>
-              </w:rPr>
-            </w:pPr>
-            <w:r>
-              <w:rPr>
-                <w:rFonts w:cs="David" w:hint="cs"/>
-                <w:b/>
-                <w:bCs/>
-                <w:sz w:val="28"/>
-                <w:szCs w:val="28"/>
-                <w:rtl/>
-              </w:rPr>
-              <w:t xml:space="preserve">{subtotalAfterDiscount}</w:t>
-            </w:r>
-          </w:p>
-        </w:tc>
-      </w:tr>
-      <w:tr>
-        <w:tc>
-          <w:tcPr>
-            <w:tcW w:w="1764" w:type="dxa"/>
-          </w:tcPr>
-          <w:p>
-            <w:pPr>
-              <w:rPr>
-                <w:rFonts w:cs="David"/>
-                <w:b/>
-                <w:bCs/>
-                <w:sz w:val="28"/>
-                <w:szCs w:val="28"/>
-                <w:rtl/>
-              </w:rPr>
-            </w:pPr>
-            <w:r>
-              <w:rPr>
-                <w:rFonts w:cs="David" w:hint="cs"/>
-                <w:b/>
-                <w:bCs/>
-                <w:sz w:val="28"/>
-                <w:szCs w:val="28"/>
-                <w:rtl/>
-              </w:rPr>
-              <w:t>מע"מ 1</w:t>
-            </w:r>
-            <w:r>
-              <w:rPr>
-                <w:rFonts w:cs="David" w:hint="cs"/>
-                <w:b/>
-                <w:bCs/>
-                <w:sz w:val="28"/>
-                <w:szCs w:val="28"/>
-                <w:rtl/>
-              </w:rPr>
-              <w:t>8</w:t>
-            </w:r>
-            <w:r>
-              <w:rPr>
-                <w:rFonts w:cs="David" w:hint="cs"/>
-                <w:b/>
-                <w:bCs/>
-                <w:sz w:val="28"/>
-                <w:szCs w:val="28"/>
-                <w:rtl/>
-              </w:rPr>
-              <w:t>%</w:t>
-            </w:r>
-          </w:p>
-        </w:tc>
-        <w:tc>
-          <w:tcPr>
-            <w:tcW w:w="1764" w:type="dxa"/>
-          </w:tcPr>
-          <w:p>
-            <w:pPr>
-              <w:rPr>
-                <w:rFonts w:cs="David"/>
-                <w:b/>
-                <w:bCs/>
-                <w:sz w:val="28"/>
-                <w:szCs w:val="28"/>
-                <w:rtl/>
-              </w:rPr>
-            </w:pPr>
-            <w:r>
-              <w:rPr>
-                <w:rFonts w:cs="David" w:hint="cs"/>
-                <w:b/>
-                <w:bCs/>
-                <w:sz w:val="28"/>
-                <w:szCs w:val="28"/>
-                <w:rtl/>
-              </w:rPr>
-              <w:t xml:space="preserve">{vatAmount}</w:t>
-            </w:r>
-          </w:p>
-        </w:tc>
-      </w:tr>
-      <w:tr>
-        <w:tc>
-          <w:tcPr>
-            <w:tcW w:w="1764" w:type="dxa"/>
-          </w:tcPr>
-          <w:p>
-            <w:pPr>
-              <w:rPr>
-                <w:rFonts w:cs="David"/>
-                <w:b/>
-                <w:bCs/>
-                <w:sz w:val="28"/>
-                <w:szCs w:val="28"/>
-                <w:rtl/>
-              </w:rPr>
-            </w:pPr>
-            <w:r>
-              <w:rPr>
-                <w:rFonts w:cs="David" w:hint="cs"/>
-                <w:b/>
-                <w:bCs/>
-                <w:sz w:val="28"/>
-                <w:szCs w:val="28"/>
-                <w:rtl/>
-              </w:rPr>
-              <w:t xml:space="preserve">סה"כ לתשלום </w:t>
-            </w:r>
-          </w:p>
-        </w:tc>
-        <w:tc>
-          <w:tcPr>
-            <w:tcW w:w="1764" w:type="dxa"/>
-          </w:tcPr>
-          <w:p>
-            <w:pPr>
-              <w:rPr>
-                <w:rFonts w:cs="David"/>
-                <w:b/>
-                <w:bCs/>
-                <w:sz w:val="28"/>
-                <w:szCs w:val="28"/>
-                <w:rtl/>
-              </w:rPr>
-            </w:pPr>
-            <w:r>
-              <w:rPr>
-                <w:rFonts w:cs="David" w:hint="cs"/>
-                <w:b/>
-                <w:bCs/>
-                <w:sz w:val="28"/>
-                <w:szCs w:val="28"/>
-                <w:rtl/>
-              </w:rPr>
-              <w:t xml:space="preserve">{totalAmount}</w:t>
+              <w:t>}</w:t>
             </w:r>
           </w:p>
         </w:tc>

--- a/apps/api/templates/ייעוץ-סביבתי-הצעת-מחיר-לביצוע-ייעוץ-סביבתי.docx
+++ b/apps/api/templates/ייעוץ-סביבתי-הצעת-מחיר-לביצוע-ייעוץ-סביבתי.docx
@@ -1189,24 +1189,12 @@
         </w:rPr>
       </w:pPr>
     </w:p>
-    <w:p>
-      <w:pPr>
-        <w:rPr>
-          <w:vanish/>
-        </w:rPr>
-      </w:pPr>
-      <w:r>
-        <w:rPr>
-          <w:vanish/>
-        </w:rPr>
-        <w:t xml:space="preserve">{#hasDiscount}</w:t>
-      </w:r>
-    </w:p>
     <w:tbl>
       <w:tblPr>
         <w:bidiVisual/>
-        <w:tblW w:w="10466" w:type="dxa"/>
-        <w:tblLayout w:type="fixed"/>
+        <w:tblW w:w="0" w:type="auto"/>
+        <w:tblLayout w:type="autofit"/>
+        <w:jc w:val="right"/>
         <w:tblBorders>
           <w:top w:val="single" w:sz="4" w:space="0" w:color="auto"/>
           <w:left w:val="single" w:sz="4" w:space="0" w:color="auto"/>
@@ -1218,30 +1206,23 @@
         <w:tblLook w:val="04A0" w:firstRow="1" w:lastRow="0" w:firstColumn="1" w:lastColumn="0" w:noHBand="0" w:noVBand="1"/>
       </w:tblPr>
       <w:tblGrid>
-        <w:gridCol w:w="700"/>
-        <w:gridCol w:w="900"/>
-        <w:gridCol w:w="2900"/>
-        <w:gridCol w:w="900"/>
-        <w:gridCol w:w="1400"/>
-        <w:gridCol w:w="1400"/>
-        <w:gridCol w:w="2266"/>
+        <w:gridCol/>
+        <w:gridCol/>
+        <w:gridCol/>
+        <w:gridCol/>
+        <w:gridCol/>
+        <w:gridCol/>
+        <w:gridCol/>
       </w:tblGrid>
       <w:tr>
         <w:tc>
           <w:tcPr>
-            <w:tcW w:w="700" w:type="dxa"/>
-            <w:tcBorders>
-              <w:top w:val="single" w:sz="4" w:space="0" w:color="auto"/>
-              <w:left w:val="single" w:sz="4" w:space="0" w:color="auto"/>
-              <w:bottom w:val="single" w:sz="4" w:space="0" w:color="auto"/>
-              <w:right w:val="single" w:sz="4" w:space="0" w:color="auto"/>
-            </w:tcBorders>
-            <w:hideMark/>
+            <w:tcW w:w="0" w:type="auto"/>
           </w:tcPr>
           <w:p>
             <w:pPr>
               <w:rPr>
-                <w:rFonts w:cs="David"/>
+                <w:rFonts w:cs="David" w:hint="cs"/>
                 <w:b/>
                 <w:bCs/>
                 <w:sz w:val="28"/>
@@ -1251,7 +1232,7 @@
             </w:pPr>
             <w:r>
               <w:rPr>
-                <w:rFonts w:cs="David"/>
+                <w:rFonts w:cs="David" w:hint="cs"/>
                 <w:b/>
                 <w:bCs/>
                 <w:sz w:val="28"/>
@@ -1264,19 +1245,12 @@
         </w:tc>
         <w:tc>
           <w:tcPr>
-            <w:tcW w:w="900" w:type="dxa"/>
-            <w:tcBorders>
-              <w:top w:val="single" w:sz="4" w:space="0" w:color="auto"/>
-              <w:left w:val="single" w:sz="4" w:space="0" w:color="auto"/>
-              <w:bottom w:val="single" w:sz="4" w:space="0" w:color="auto"/>
-              <w:right w:val="single" w:sz="4" w:space="0" w:color="auto"/>
-            </w:tcBorders>
-            <w:hideMark/>
+            <w:tcW w:w="0" w:type="auto"/>
           </w:tcPr>
           <w:p>
             <w:pPr>
               <w:rPr>
-                <w:rFonts w:cs="David"/>
+                <w:rFonts w:cs="David" w:hint="cs"/>
                 <w:b/>
                 <w:bCs/>
                 <w:sz w:val="28"/>
@@ -1286,7 +1260,7 @@
             </w:pPr>
             <w:r>
               <w:rPr>
-                <w:rFonts w:cs="David"/>
+                <w:rFonts w:cs="David" w:hint="cs"/>
                 <w:b/>
                 <w:bCs/>
                 <w:sz w:val="28"/>
@@ -1299,19 +1273,12 @@
         </w:tc>
         <w:tc>
           <w:tcPr>
-            <w:tcW w:w="2900" w:type="dxa"/>
-            <w:tcBorders>
-              <w:top w:val="single" w:sz="4" w:space="0" w:color="auto"/>
-              <w:left w:val="single" w:sz="4" w:space="0" w:color="auto"/>
-              <w:bottom w:val="single" w:sz="4" w:space="0" w:color="auto"/>
-              <w:right w:val="single" w:sz="4" w:space="0" w:color="auto"/>
-            </w:tcBorders>
-            <w:hideMark/>
+            <w:tcW w:w="0" w:type="auto"/>
           </w:tcPr>
           <w:p>
             <w:pPr>
               <w:rPr>
-                <w:rFonts w:cs="David"/>
+                <w:rFonts w:cs="David" w:hint="cs"/>
                 <w:b/>
                 <w:bCs/>
                 <w:sz w:val="28"/>
@@ -1321,7 +1288,7 @@
             </w:pPr>
             <w:r>
               <w:rPr>
-                <w:rFonts w:cs="David"/>
+                <w:rFonts w:cs="David" w:hint="cs"/>
                 <w:b/>
                 <w:bCs/>
                 <w:sz w:val="28"/>
@@ -1334,19 +1301,12 @@
         </w:tc>
         <w:tc>
           <w:tcPr>
-            <w:tcW w:w="900" w:type="dxa"/>
-            <w:tcBorders>
-              <w:top w:val="single" w:sz="4" w:space="0" w:color="auto"/>
-              <w:left w:val="single" w:sz="4" w:space="0" w:color="auto"/>
-              <w:bottom w:val="single" w:sz="4" w:space="0" w:color="auto"/>
-              <w:right w:val="single" w:sz="4" w:space="0" w:color="auto"/>
-            </w:tcBorders>
-            <w:hideMark/>
+            <w:tcW w:w="0" w:type="auto"/>
           </w:tcPr>
           <w:p>
             <w:pPr>
               <w:rPr>
-                <w:rFonts w:cs="David"/>
+                <w:rFonts w:cs="David" w:hint="cs"/>
                 <w:b/>
                 <w:bCs/>
                 <w:sz w:val="28"/>
@@ -1356,7 +1316,7 @@
             </w:pPr>
             <w:r>
               <w:rPr>
-                <w:rFonts w:cs="David"/>
+                <w:rFonts w:cs="David" w:hint="cs"/>
                 <w:b/>
                 <w:bCs/>
                 <w:sz w:val="28"/>
@@ -1369,19 +1329,12 @@
         </w:tc>
         <w:tc>
           <w:tcPr>
-            <w:tcW w:w="1400" w:type="dxa"/>
-            <w:tcBorders>
-              <w:top w:val="single" w:sz="4" w:space="0" w:color="auto"/>
-              <w:left w:val="single" w:sz="4" w:space="0" w:color="auto"/>
-              <w:bottom w:val="single" w:sz="4" w:space="0" w:color="auto"/>
-              <w:right w:val="single" w:sz="4" w:space="0" w:color="auto"/>
-            </w:tcBorders>
-            <w:hideMark/>
+            <w:tcW w:w="0" w:type="auto"/>
           </w:tcPr>
           <w:p>
             <w:pPr>
               <w:rPr>
-                <w:rFonts w:cs="David"/>
+                <w:rFonts w:cs="David" w:hint="cs"/>
                 <w:b/>
                 <w:bCs/>
                 <w:sz w:val="28"/>
@@ -1391,7 +1344,7 @@
             </w:pPr>
             <w:r>
               <w:rPr>
-                <w:rFonts w:cs="David"/>
+                <w:rFonts w:cs="David" w:hint="cs"/>
                 <w:b/>
                 <w:bCs/>
                 <w:sz w:val="28"/>
@@ -1404,19 +1357,12 @@
         </w:tc>
         <w:tc>
           <w:tcPr>
-            <w:tcW w:w="1400" w:type="dxa"/>
-            <w:tcBorders>
-              <w:top w:val="single" w:sz="4" w:space="0" w:color="auto"/>
-              <w:left w:val="single" w:sz="4" w:space="0" w:color="auto"/>
-              <w:bottom w:val="single" w:sz="4" w:space="0" w:color="auto"/>
-              <w:right w:val="single" w:sz="4" w:space="0" w:color="auto"/>
-            </w:tcBorders>
-            <w:hideMark/>
+            <w:tcW w:w="0" w:type="auto"/>
           </w:tcPr>
           <w:p>
             <w:pPr>
               <w:rPr>
-                <w:rFonts w:cs="David"/>
+                <w:rFonts w:cs="David" w:hint="cs"/>
                 <w:b/>
                 <w:bCs/>
                 <w:sz w:val="28"/>
@@ -1426,7 +1372,7 @@
             </w:pPr>
             <w:r>
               <w:rPr>
-                <w:rFonts w:cs="David"/>
+                <w:rFonts w:cs="David" w:hint="cs"/>
                 <w:b/>
                 <w:bCs/>
                 <w:sz w:val="28"/>
@@ -1439,18 +1385,12 @@
         </w:tc>
         <w:tc>
           <w:tcPr>
-            <w:tcW w:w="2266" w:type="dxa"/>
-            <w:tcBorders>
-              <w:top w:val="single" w:sz="4" w:space="0" w:color="auto"/>
-              <w:left w:val="single" w:sz="4" w:space="0" w:color="auto"/>
-              <w:bottom w:val="single" w:sz="4" w:space="0" w:color="auto"/>
-              <w:right w:val="single" w:sz="4" w:space="0" w:color="auto"/>
-            </w:tcBorders>
+            <w:tcW w:w="0" w:type="auto"/>
           </w:tcPr>
           <w:p>
             <w:pPr>
               <w:rPr>
-                <w:rFonts w:cs="David"/>
+                <w:rFonts w:cs="David" w:hint="cs"/>
                 <w:b/>
                 <w:bCs/>
                 <w:sz w:val="28"/>
@@ -1460,7 +1400,7 @@
             </w:pPr>
             <w:r>
               <w:rPr>
-                <w:rFonts w:cs="David"/>
+                <w:rFonts w:cs="David" w:hint="cs"/>
                 <w:b/>
                 <w:bCs/>
                 <w:sz w:val="28"/>
@@ -1473,7 +1413,7 @@
           <w:p>
             <w:pPr>
               <w:rPr>
-                <w:rFonts w:cs="David"/>
+                <w:rFonts w:cs="David" w:hint="cs"/>
                 <w:b/>
                 <w:bCs/>
                 <w:sz w:val="28"/>
@@ -1487,18 +1427,12 @@
       <w:tr>
         <w:tc>
           <w:tcPr>
-            <w:tcW w:w="700" w:type="dxa"/>
-            <w:tcBorders>
-              <w:top w:val="single" w:sz="4" w:space="0" w:color="auto"/>
-              <w:left w:val="single" w:sz="4" w:space="0" w:color="auto"/>
-              <w:bottom w:val="single" w:sz="4" w:space="0" w:color="auto"/>
-              <w:right w:val="single" w:sz="4" w:space="0" w:color="auto"/>
-            </w:tcBorders>
+            <w:tcW w:w="0" w:type="auto"/>
           </w:tcPr>
           <w:p>
             <w:pPr>
               <w:rPr>
-                <w:rFonts w:cs="David"/>
+                <w:rFonts w:cs="David" w:hint="cs"/>
                 <w:b/>
                 <w:bCs/>
                 <w:sz w:val="28"/>
@@ -1523,18 +1457,12 @@
         </w:tc>
         <w:tc>
           <w:tcPr>
-            <w:tcW w:w="900" w:type="dxa"/>
-            <w:tcBorders>
-              <w:top w:val="single" w:sz="4" w:space="0" w:color="auto"/>
-              <w:left w:val="single" w:sz="4" w:space="0" w:color="auto"/>
-              <w:bottom w:val="single" w:sz="4" w:space="0" w:color="auto"/>
-              <w:right w:val="single" w:sz="4" w:space="0" w:color="auto"/>
-            </w:tcBorders>
+            <w:tcW w:w="0" w:type="auto"/>
           </w:tcPr>
           <w:p>
             <w:pPr>
               <w:rPr>
-                <w:rFonts w:cs="David"/>
+                <w:rFonts w:cs="David" w:hint="cs"/>
                 <w:b/>
                 <w:bCs/>
                 <w:sz w:val="28"/>
@@ -1542,8 +1470,6 @@
                 <w:rtl/>
               </w:rPr>
             </w:pPr>
-            <w:bookmarkStart w:id="8" w:name="fldMakat"/>
-            <w:bookmarkEnd w:id="8"/>
             <w:r>
               <w:rPr>
                 <w:rFonts w:cs="David" w:hint="cs"/>
@@ -1553,9 +1479,25 @@
                 <w:szCs w:val="28"/>
                 <w:rtl/>
               </w:rPr>
-              <w:t>{</w:t>
+              <w:t xml:space="preserve">{itemCode}</w:t>
             </w:r>
-            <w:proofErr w:type="spellStart"/>
+          </w:p>
+        </w:tc>
+        <w:tc>
+          <w:tcPr>
+            <w:tcW w:w="0" w:type="auto"/>
+          </w:tcPr>
+          <w:p>
+            <w:pPr>
+              <w:rPr>
+                <w:rFonts w:cs="David" w:hint="cs"/>
+                <w:b/>
+                <w:bCs/>
+                <w:sz w:val="28"/>
+                <w:szCs w:val="28"/>
+                <w:rtl/>
+              </w:rPr>
+            </w:pPr>
             <w:r>
               <w:rPr>
                 <w:rFonts w:cs="David" w:hint="cs"/>
@@ -1565,9 +1507,25 @@
                 <w:szCs w:val="28"/>
                 <w:rtl/>
               </w:rPr>
-              <w:t>itemCode</w:t>
+              <w:t xml:space="preserve">{description}</w:t>
             </w:r>
-            <w:proofErr w:type="spellEnd"/>
+          </w:p>
+        </w:tc>
+        <w:tc>
+          <w:tcPr>
+            <w:tcW w:w="0" w:type="auto"/>
+          </w:tcPr>
+          <w:p>
+            <w:pPr>
+              <w:rPr>
+                <w:rFonts w:cs="David" w:hint="cs"/>
+                <w:b/>
+                <w:bCs/>
+                <w:sz w:val="28"/>
+                <w:szCs w:val="28"/>
+                <w:rtl/>
+              </w:rPr>
+            </w:pPr>
             <w:r>
               <w:rPr>
                 <w:rFonts w:cs="David" w:hint="cs"/>
@@ -1577,24 +1535,18 @@
                 <w:szCs w:val="28"/>
                 <w:rtl/>
               </w:rPr>
-              <w:t>}</w:t>
+              <w:t xml:space="preserve">{quantity}</w:t>
             </w:r>
           </w:p>
         </w:tc>
         <w:tc>
           <w:tcPr>
-            <w:tcW w:w="2900" w:type="dxa"/>
-            <w:tcBorders>
-              <w:top w:val="single" w:sz="4" w:space="0" w:color="auto"/>
-              <w:left w:val="single" w:sz="4" w:space="0" w:color="auto"/>
-              <w:bottom w:val="single" w:sz="4" w:space="0" w:color="auto"/>
-              <w:right w:val="single" w:sz="4" w:space="0" w:color="auto"/>
-            </w:tcBorders>
+            <w:tcW w:w="0" w:type="auto"/>
           </w:tcPr>
           <w:p>
             <w:pPr>
               <w:rPr>
-                <w:rFonts w:cs="David"/>
+                <w:rFonts w:cs="David" w:hint="cs"/>
                 <w:b/>
                 <w:bCs/>
                 <w:sz w:val="28"/>
@@ -1602,8 +1554,6 @@
                 <w:rtl/>
               </w:rPr>
             </w:pPr>
-            <w:bookmarkStart w:id="9" w:name="fldProduct"/>
-            <w:bookmarkEnd w:id="9"/>
             <w:r>
               <w:rPr>
                 <w:rFonts w:cs="David" w:hint="cs"/>
@@ -1613,9 +1563,25 @@
                 <w:szCs w:val="28"/>
                 <w:rtl/>
               </w:rPr>
-              <w:t>{</w:t>
+              <w:t xml:space="preserve">{unitPrice}</w:t>
             </w:r>
-            <w:proofErr w:type="spellStart"/>
+          </w:p>
+        </w:tc>
+        <w:tc>
+          <w:tcPr>
+            <w:tcW w:w="0" w:type="auto"/>
+          </w:tcPr>
+          <w:p>
+            <w:pPr>
+              <w:rPr>
+                <w:rFonts w:cs="David" w:hint="cs"/>
+                <w:b/>
+                <w:bCs/>
+                <w:sz w:val="28"/>
+                <w:szCs w:val="28"/>
+                <w:rtl/>
+              </w:rPr>
+            </w:pPr>
             <w:r>
               <w:rPr>
                 <w:rFonts w:cs="David" w:hint="cs"/>
@@ -1625,9 +1591,24 @@
                 <w:szCs w:val="28"/>
                 <w:rtl/>
               </w:rPr>
-              <w:t>description</w:t>
+              <w:t xml:space="preserve">{lineDiscountPercent}</w:t>
             </w:r>
-            <w:proofErr w:type="spellEnd"/>
+          </w:p>
+        </w:tc>
+        <w:tc>
+          <w:tcPr>
+            <w:tcW w:w="0" w:type="auto"/>
+          </w:tcPr>
+          <w:p>
+            <w:pPr>
+              <w:rPr>
+                <w:rFonts w:cs="David" w:hint="cs"/>
+                <w:b/>
+                <w:bCs/>
+                <w:sz w:val="28"/>
+                <w:szCs w:val="28"/>
+              </w:rPr>
+            </w:pPr>
             <w:r>
               <w:rPr>
                 <w:rFonts w:cs="David" w:hint="cs"/>
@@ -1637,292 +1618,20 @@
                 <w:szCs w:val="28"/>
                 <w:rtl/>
               </w:rPr>
-              <w:t>}</w:t>
-            </w:r>
-          </w:p>
-        </w:tc>
-        <w:tc>
-          <w:tcPr>
-            <w:tcW w:w="900" w:type="dxa"/>
-            <w:tcBorders>
-              <w:top w:val="single" w:sz="4" w:space="0" w:color="auto"/>
-              <w:left w:val="single" w:sz="4" w:space="0" w:color="auto"/>
-              <w:bottom w:val="single" w:sz="4" w:space="0" w:color="auto"/>
-              <w:right w:val="single" w:sz="4" w:space="0" w:color="auto"/>
-            </w:tcBorders>
-          </w:tcPr>
-          <w:p>
-            <w:pPr>
-              <w:rPr>
-                <w:rFonts w:cs="David"/>
-                <w:b/>
-                <w:bCs/>
-                <w:sz w:val="28"/>
-                <w:szCs w:val="28"/>
-                <w:rtl/>
-              </w:rPr>
-            </w:pPr>
-            <w:bookmarkStart w:id="10" w:name="fldAmmount"/>
-            <w:bookmarkEnd w:id="10"/>
-            <w:r>
-              <w:rPr>
-                <w:rFonts w:cs="David" w:hint="cs"/>
-                <w:b/>
-                <w:bCs/>
-                <w:sz w:val="28"/>
-                <w:szCs w:val="28"/>
-                <w:rtl/>
-              </w:rPr>
-              <w:t>{</w:t>
-            </w:r>
-            <w:proofErr w:type="spellStart"/>
-            <w:r>
-              <w:rPr>
-                <w:rFonts w:cs="David" w:hint="cs"/>
-                <w:b/>
-                <w:bCs/>
-                <w:sz w:val="28"/>
-                <w:szCs w:val="28"/>
-                <w:rtl/>
-              </w:rPr>
-              <w:t>quantity</w:t>
-            </w:r>
-            <w:proofErr w:type="spellEnd"/>
-            <w:r>
-              <w:rPr>
-                <w:rFonts w:cs="David" w:hint="cs"/>
-                <w:b/>
-                <w:bCs/>
-                <w:sz w:val="28"/>
-                <w:szCs w:val="28"/>
-                <w:rtl/>
-              </w:rPr>
-              <w:t>}</w:t>
-            </w:r>
-          </w:p>
-        </w:tc>
-        <w:tc>
-          <w:tcPr>
-            <w:tcW w:w="1400" w:type="dxa"/>
-            <w:tcBorders>
-              <w:top w:val="single" w:sz="4" w:space="0" w:color="auto"/>
-              <w:left w:val="single" w:sz="4" w:space="0" w:color="auto"/>
-              <w:bottom w:val="single" w:sz="4" w:space="0" w:color="auto"/>
-              <w:right w:val="single" w:sz="4" w:space="0" w:color="auto"/>
-            </w:tcBorders>
-          </w:tcPr>
-          <w:p>
-            <w:pPr>
-              <w:rPr>
-                <w:rFonts w:cs="David"/>
-                <w:b/>
-                <w:bCs/>
-                <w:sz w:val="28"/>
-                <w:szCs w:val="28"/>
-                <w:rtl/>
-              </w:rPr>
-            </w:pPr>
-            <w:bookmarkStart w:id="11" w:name="fldPrice"/>
-            <w:bookmarkEnd w:id="11"/>
-            <w:r>
-              <w:rPr>
-                <w:rFonts w:cs="David" w:hint="cs"/>
-                <w:b/>
-                <w:bCs/>
-                <w:sz w:val="28"/>
-                <w:szCs w:val="28"/>
-                <w:rtl/>
-              </w:rPr>
-              <w:t>{</w:t>
-            </w:r>
-            <w:proofErr w:type="spellStart"/>
-            <w:r>
-              <w:rPr>
-                <w:rFonts w:cs="David" w:hint="cs"/>
-                <w:b/>
-                <w:bCs/>
-                <w:sz w:val="28"/>
-                <w:szCs w:val="28"/>
-                <w:rtl/>
-              </w:rPr>
-              <w:t>unitPrice</w:t>
-            </w:r>
-            <w:proofErr w:type="spellEnd"/>
-            <w:r>
-              <w:rPr>
-                <w:rFonts w:cs="David" w:hint="cs"/>
-                <w:b/>
-                <w:bCs/>
-                <w:sz w:val="28"/>
-                <w:szCs w:val="28"/>
-                <w:rtl/>
-              </w:rPr>
-              <w:t>}</w:t>
-            </w:r>
-          </w:p>
-        </w:tc>
-        <w:tc>
-          <w:tcPr>
-            <w:tcW w:w="1400" w:type="dxa"/>
-            <w:tcBorders>
-              <w:top w:val="single" w:sz="4" w:space="0" w:color="auto"/>
-              <w:left w:val="single" w:sz="4" w:space="0" w:color="auto"/>
-              <w:bottom w:val="single" w:sz="4" w:space="0" w:color="auto"/>
-              <w:right w:val="single" w:sz="4" w:space="0" w:color="auto"/>
-            </w:tcBorders>
-          </w:tcPr>
-          <w:p>
-            <w:pPr>
-              <w:rPr>
-                <w:rFonts w:cs="David"/>
-                <w:b/>
-                <w:bCs/>
-                <w:sz w:val="28"/>
-                <w:szCs w:val="28"/>
-                <w:rtl/>
-              </w:rPr>
-            </w:pPr>
-            <w:bookmarkStart w:id="12" w:name="fldLineDiscount"/>
-            <w:bookmarkEnd w:id="12"/>
-            <w:r>
-              <w:rPr>
-                <w:rFonts w:cs="David" w:hint="cs"/>
-                <w:b/>
-                <w:bCs/>
-                <w:sz w:val="28"/>
-                <w:szCs w:val="28"/>
-                <w:rtl/>
-              </w:rPr>
-              <w:t>{</w:t>
-            </w:r>
-            <w:proofErr w:type="spellStart"/>
-            <w:r>
-              <w:rPr>
-                <w:rFonts w:cs="David" w:hint="cs"/>
-                <w:b/>
-                <w:bCs/>
-                <w:sz w:val="28"/>
-                <w:szCs w:val="28"/>
-                <w:rtl/>
-              </w:rPr>
-              <w:t>lineDiscountPercent</w:t>
-            </w:r>
-            <w:proofErr w:type="spellEnd"/>
-            <w:r>
-              <w:rPr>
-                <w:rFonts w:cs="David" w:hint="cs"/>
-                <w:b/>
-                <w:bCs/>
-                <w:sz w:val="28"/>
-                <w:szCs w:val="28"/>
-                <w:rtl/>
-              </w:rPr>
-              <w:t>}</w:t>
-            </w:r>
-          </w:p>
-        </w:tc>
-        <w:tc>
-          <w:tcPr>
-            <w:tcW w:w="2266" w:type="dxa"/>
-            <w:tcBorders>
-              <w:top w:val="single" w:sz="4" w:space="0" w:color="auto"/>
-              <w:left w:val="single" w:sz="4" w:space="0" w:color="auto"/>
-              <w:bottom w:val="single" w:sz="4" w:space="0" w:color="auto"/>
-              <w:right w:val="single" w:sz="4" w:space="0" w:color="auto"/>
-            </w:tcBorders>
-          </w:tcPr>
-          <w:p>
-            <w:pPr>
-              <w:rPr>
-                <w:rFonts w:cs="David"/>
-                <w:b/>
-                <w:bCs/>
-                <w:sz w:val="28"/>
-                <w:szCs w:val="28"/>
-                <w:rtl/>
-              </w:rPr>
-            </w:pPr>
-            <w:bookmarkStart w:id="13" w:name="fldLineTotal"/>
-            <w:bookmarkEnd w:id="13"/>
-            <w:r>
-              <w:rPr>
-                <w:rFonts w:cs="David" w:hint="cs"/>
-                <w:b/>
-                <w:bCs/>
-                <w:sz w:val="28"/>
-                <w:szCs w:val="28"/>
-                <w:rtl/>
-              </w:rPr>
-              <w:t>{</w:t>
-            </w:r>
-            <w:proofErr w:type="spellStart"/>
-            <w:r>
-              <w:rPr>
-                <w:rFonts w:cs="David" w:hint="cs"/>
-                <w:b/>
-                <w:bCs/>
-                <w:sz w:val="28"/>
-                <w:szCs w:val="28"/>
-                <w:rtl/>
-              </w:rPr>
-              <w:t>lineTotal</w:t>
-            </w:r>
-            <w:proofErr w:type="spellEnd"/>
-            <w:r>
-              <w:rPr>
-                <w:rFonts w:cs="David" w:hint="cs"/>
-                <w:b/>
-                <w:bCs/>
-                <w:sz w:val="28"/>
-                <w:szCs w:val="28"/>
-                <w:rtl/>
-              </w:rPr>
-              <w:t>}{/</w:t>
-            </w:r>
-            <w:proofErr w:type="spellStart"/>
-            <w:r>
-              <w:rPr>
-                <w:rFonts w:cs="David" w:hint="cs"/>
-                <w:b/>
-                <w:bCs/>
-                <w:sz w:val="28"/>
-                <w:szCs w:val="28"/>
-                <w:rtl/>
-              </w:rPr>
-              <w:t>items</w:t>
-            </w:r>
-            <w:proofErr w:type="spellEnd"/>
-            <w:r>
-              <w:rPr>
-                <w:rFonts w:cs="David" w:hint="cs"/>
-                <w:b/>
-                <w:bCs/>
-                <w:sz w:val="28"/>
-                <w:szCs w:val="28"/>
-                <w:rtl/>
-              </w:rPr>
-              <w:t>}</w:t>
+              <w:t xml:space="preserve">{lineTotal}{/items}</w:t>
             </w:r>
           </w:p>
         </w:tc>
       </w:tr>
     </w:tbl>
-    <w:p>
-      <w:pPr>
-        <w:rPr>
-          <w:rFonts w:cs="David"/>
-          <w:vanish/>
-          <w:sz w:val="28"/>
-          <w:szCs w:val="28"/>
-          <w:rtl/>
-        </w:rPr>
-      </w:pPr>
-    </w:p>
+    <w:p/>
+    <w:p/>
     <w:tbl>
       <w:tblPr>
-        <w:tblpPr w:leftFromText="180" w:rightFromText="180" w:vertAnchor="text" w:horzAnchor="page" w:tblpX="67" w:tblpY="199"/>
         <w:bidiVisual/>
         <w:tblW w:w="0" w:type="auto"/>
+        <w:tblLayout w:type="autofit"/>
+        <w:jc w:val="right"/>
         <w:tblBorders>
           <w:top w:val="single" w:sz="4" w:space="0" w:color="auto"/>
           <w:left w:val="single" w:sz="4" w:space="0" w:color="auto"/>
@@ -1934,34 +1643,28 @@
         <w:tblLook w:val="04A0" w:firstRow="1" w:lastRow="0" w:firstColumn="1" w:lastColumn="0" w:noHBand="0" w:noVBand="1"/>
       </w:tblPr>
       <w:tblGrid>
-        <w:gridCol w:w="1764"/>
-        <w:gridCol w:w="3145"/>
+        <w:gridCol/>
+        <w:gridCol/>
       </w:tblGrid>
       <w:tr>
         <w:tc>
           <w:tcPr>
-            <w:tcW w:w="1764" w:type="dxa"/>
-            <w:tcBorders>
-              <w:top w:val="single" w:sz="4" w:space="0" w:color="auto"/>
-              <w:left w:val="single" w:sz="4" w:space="0" w:color="auto"/>
-              <w:bottom w:val="single" w:sz="4" w:space="0" w:color="auto"/>
-              <w:right w:val="single" w:sz="4" w:space="0" w:color="auto"/>
-            </w:tcBorders>
-            <w:hideMark/>
+            <w:tcW w:w="0" w:type="auto"/>
           </w:tcPr>
           <w:p>
             <w:pPr>
               <w:rPr>
-                <w:rFonts w:cs="David"/>
+                <w:rFonts w:cs="David" w:hint="cs"/>
                 <w:b/>
                 <w:bCs/>
                 <w:sz w:val="28"/>
                 <w:szCs w:val="28"/>
+                <w:rtl/>
               </w:rPr>
             </w:pPr>
             <w:r>
               <w:rPr>
-                <w:rFonts w:cs="David"/>
+                <w:rFonts w:cs="David" w:hint="cs"/>
                 <w:b/>
                 <w:bCs/>
                 <w:sz w:val="28"/>
@@ -1985,18 +1688,12 @@
         </w:tc>
         <w:tc>
           <w:tcPr>
-            <w:tcW w:w="2414" w:type="dxa"/>
-            <w:tcBorders>
-              <w:top w:val="single" w:sz="4" w:space="0" w:color="auto"/>
-              <w:left w:val="single" w:sz="4" w:space="0" w:color="auto"/>
-              <w:bottom w:val="single" w:sz="4" w:space="0" w:color="auto"/>
-              <w:right w:val="single" w:sz="4" w:space="0" w:color="auto"/>
-            </w:tcBorders>
+            <w:tcW w:w="0" w:type="auto"/>
           </w:tcPr>
           <w:p>
             <w:pPr>
               <w:rPr>
-                <w:rFonts w:cs="David"/>
+                <w:rFonts w:cs="David" w:hint="cs"/>
                 <w:b/>
                 <w:bCs/>
                 <w:sz w:val="28"/>
@@ -2004,8 +1701,6 @@
                 <w:rtl/>
               </w:rPr>
             </w:pPr>
-            <w:bookmarkStart w:id="14" w:name="fldDiscount"/>
-            <w:bookmarkEnd w:id="14"/>
             <w:r>
               <w:rPr>
                 <w:rFonts w:cs="David" w:hint="cs"/>
@@ -2015,31 +1710,7 @@
                 <w:szCs w:val="28"/>
                 <w:rtl/>
               </w:rPr>
-              <w:t>{</w:t>
-            </w:r>
-            <w:proofErr w:type="spellStart"/>
-            <w:r>
-              <w:rPr>
-                <w:rFonts w:cs="David" w:hint="cs"/>
-                <w:b/>
-                <w:bCs/>
-                <w:sz w:val="28"/>
-                <w:szCs w:val="28"/>
-                <w:rtl/>
-              </w:rPr>
-              <w:t>discountPercent</w:t>
-            </w:r>
-            <w:proofErr w:type="spellEnd"/>
-            <w:r>
-              <w:rPr>
-                <w:rFonts w:cs="David" w:hint="cs"/>
-                <w:b/>
-                <w:bCs/>
-                <w:sz w:val="28"/>
-                <w:szCs w:val="28"/>
-                <w:rtl/>
-              </w:rPr>
-              <w:t>}</w:t>
+              <w:t xml:space="preserve">{discountPercent}</w:t>
             </w:r>
           </w:p>
         </w:tc>
@@ -2047,19 +1718,12 @@
       <w:tr>
         <w:tc>
           <w:tcPr>
-            <w:tcW w:w="1764" w:type="dxa"/>
-            <w:tcBorders>
-              <w:top w:val="single" w:sz="4" w:space="0" w:color="auto"/>
-              <w:left w:val="single" w:sz="4" w:space="0" w:color="auto"/>
-              <w:bottom w:val="single" w:sz="4" w:space="0" w:color="auto"/>
-              <w:right w:val="single" w:sz="4" w:space="0" w:color="auto"/>
-            </w:tcBorders>
-            <w:hideMark/>
+            <w:tcW w:w="0" w:type="auto"/>
           </w:tcPr>
           <w:p>
             <w:pPr>
               <w:rPr>
-                <w:rFonts w:cs="David"/>
+                <w:rFonts w:cs="David" w:hint="cs"/>
                 <w:b/>
                 <w:bCs/>
                 <w:sz w:val="28"/>
@@ -2069,7 +1733,7 @@
             </w:pPr>
             <w:r>
               <w:rPr>
-                <w:rFonts w:cs="David"/>
+                <w:rFonts w:cs="David" w:hint="cs"/>
                 <w:b/>
                 <w:bCs/>
                 <w:sz w:val="28"/>
@@ -2082,18 +1746,12 @@
         </w:tc>
         <w:tc>
           <w:tcPr>
-            <w:tcW w:w="2414" w:type="dxa"/>
-            <w:tcBorders>
-              <w:top w:val="single" w:sz="4" w:space="0" w:color="auto"/>
-              <w:left w:val="single" w:sz="4" w:space="0" w:color="auto"/>
-              <w:bottom w:val="single" w:sz="4" w:space="0" w:color="auto"/>
-              <w:right w:val="single" w:sz="4" w:space="0" w:color="auto"/>
-            </w:tcBorders>
+            <w:tcW w:w="0" w:type="auto"/>
           </w:tcPr>
           <w:p>
             <w:pPr>
               <w:rPr>
-                <w:rFonts w:cs="David"/>
+                <w:rFonts w:cs="David" w:hint="cs"/>
                 <w:b/>
                 <w:bCs/>
                 <w:sz w:val="28"/>
@@ -2101,8 +1759,6 @@
                 <w:rtl/>
               </w:rPr>
             </w:pPr>
-            <w:bookmarkStart w:id="15" w:name="fldTotalAfterDiscount"/>
-            <w:bookmarkEnd w:id="15"/>
             <w:r>
               <w:rPr>
                 <w:rFonts w:cs="David" w:hint="cs"/>
@@ -2112,9 +1768,27 @@
                 <w:szCs w:val="28"/>
                 <w:rtl/>
               </w:rPr>
-              <w:t>{</w:t>
+              <w:t xml:space="preserve">{subtotalAfterDiscount}</w:t>
             </w:r>
-            <w:proofErr w:type="spellStart"/>
+          </w:p>
+        </w:tc>
+      </w:tr>
+      <w:tr>
+        <w:tc>
+          <w:tcPr>
+            <w:tcW w:w="0" w:type="auto"/>
+          </w:tcPr>
+          <w:p>
+            <w:pPr>
+              <w:rPr>
+                <w:rFonts w:cs="David" w:hint="cs"/>
+                <w:b/>
+                <w:bCs/>
+                <w:sz w:val="28"/>
+                <w:szCs w:val="28"/>
+                <w:rtl/>
+              </w:rPr>
+            </w:pPr>
             <w:r>
               <w:rPr>
                 <w:rFonts w:cs="David" w:hint="cs"/>
@@ -2124,9 +1798,8 @@
                 <w:szCs w:val="28"/>
                 <w:rtl/>
               </w:rPr>
-              <w:t>subtotalAfterDiscount</w:t>
+              <w:t>מע"מ 1</w:t>
             </w:r>
-            <w:proofErr w:type="spellEnd"/>
             <w:r>
               <w:rPr>
                 <w:rFonts w:cs="David" w:hint="cs"/>
@@ -2136,27 +1809,29 @@
                 <w:szCs w:val="28"/>
                 <w:rtl/>
               </w:rPr>
-              <w:t>}</w:t>
+              <w:t>8</w:t>
+            </w:r>
+            <w:r>
+              <w:rPr>
+                <w:rFonts w:cs="David" w:hint="cs"/>
+                <w:b/>
+                <w:bCs/>
+                <w:sz w:val="28"/>
+                <w:szCs w:val="28"/>
+                <w:rtl/>
+              </w:rPr>
+              <w:t>%</w:t>
             </w:r>
           </w:p>
         </w:tc>
-      </w:tr>
-      <w:tr>
         <w:tc>
           <w:tcPr>
-            <w:tcW w:w="1764" w:type="dxa"/>
-            <w:tcBorders>
-              <w:top w:val="single" w:sz="4" w:space="0" w:color="auto"/>
-              <w:left w:val="single" w:sz="4" w:space="0" w:color="auto"/>
-              <w:bottom w:val="single" w:sz="4" w:space="0" w:color="auto"/>
-              <w:right w:val="single" w:sz="4" w:space="0" w:color="auto"/>
-            </w:tcBorders>
-            <w:hideMark/>
+            <w:tcW w:w="0" w:type="auto"/>
           </w:tcPr>
           <w:p>
             <w:pPr>
               <w:rPr>
-                <w:rFonts w:cs="David"/>
+                <w:rFonts w:cs="David" w:hint="cs"/>
                 <w:b/>
                 <w:bCs/>
                 <w:sz w:val="28"/>
@@ -2166,42 +1841,6 @@
             </w:pPr>
             <w:r>
               <w:rPr>
-                <w:rFonts w:cs="David"/>
-                <w:b/>
-                <w:bCs/>
-                <w:sz w:val="28"/>
-                <w:szCs w:val="28"/>
-                <w:rtl/>
-              </w:rPr>
-              <w:t>מע"מ 18%</w:t>
-            </w:r>
-          </w:p>
-        </w:tc>
-        <w:tc>
-          <w:tcPr>
-            <w:tcW w:w="2414" w:type="dxa"/>
-            <w:tcBorders>
-              <w:top w:val="single" w:sz="4" w:space="0" w:color="auto"/>
-              <w:left w:val="single" w:sz="4" w:space="0" w:color="auto"/>
-              <w:bottom w:val="single" w:sz="4" w:space="0" w:color="auto"/>
-              <w:right w:val="single" w:sz="4" w:space="0" w:color="auto"/>
-            </w:tcBorders>
-          </w:tcPr>
-          <w:p>
-            <w:pPr>
-              <w:rPr>
-                <w:rFonts w:cs="David"/>
-                <w:b/>
-                <w:bCs/>
-                <w:sz w:val="28"/>
-                <w:szCs w:val="28"/>
-                <w:rtl/>
-              </w:rPr>
-            </w:pPr>
-            <w:bookmarkStart w:id="16" w:name="fldMAAM"/>
-            <w:bookmarkEnd w:id="16"/>
-            <w:r>
-              <w:rPr>
                 <w:rFonts w:cs="David" w:hint="cs"/>
                 <w:b/>
                 <w:bCs/>
@@ -2209,31 +1848,7 @@
                 <w:szCs w:val="28"/>
                 <w:rtl/>
               </w:rPr>
-              <w:t>{</w:t>
-            </w:r>
-            <w:proofErr w:type="spellStart"/>
-            <w:r>
-              <w:rPr>
-                <w:rFonts w:cs="David" w:hint="cs"/>
-                <w:b/>
-                <w:bCs/>
-                <w:sz w:val="28"/>
-                <w:szCs w:val="28"/>
-                <w:rtl/>
-              </w:rPr>
-              <w:t>vatAmount</w:t>
-            </w:r>
-            <w:proofErr w:type="spellEnd"/>
-            <w:r>
-              <w:rPr>
-                <w:rFonts w:cs="David" w:hint="cs"/>
-                <w:b/>
-                <w:bCs/>
-                <w:sz w:val="28"/>
-                <w:szCs w:val="28"/>
-                <w:rtl/>
-              </w:rPr>
-              <w:t>}</w:t>
+              <w:t xml:space="preserve">{vatAmount}</w:t>
             </w:r>
           </w:p>
         </w:tc>
@@ -2241,19 +1856,12 @@
       <w:tr>
         <w:tc>
           <w:tcPr>
-            <w:tcW w:w="1764" w:type="dxa"/>
-            <w:tcBorders>
-              <w:top w:val="single" w:sz="4" w:space="0" w:color="auto"/>
-              <w:left w:val="single" w:sz="4" w:space="0" w:color="auto"/>
-              <w:bottom w:val="single" w:sz="4" w:space="0" w:color="auto"/>
-              <w:right w:val="single" w:sz="4" w:space="0" w:color="auto"/>
-            </w:tcBorders>
-            <w:hideMark/>
+            <w:tcW w:w="0" w:type="auto"/>
           </w:tcPr>
           <w:p>
             <w:pPr>
               <w:rPr>
-                <w:rFonts w:cs="David"/>
+                <w:rFonts w:cs="David" w:hint="cs"/>
                 <w:b/>
                 <w:bCs/>
                 <w:sz w:val="28"/>
@@ -2263,7 +1871,7 @@
             </w:pPr>
             <w:r>
               <w:rPr>
-                <w:rFonts w:cs="David"/>
+                <w:rFonts w:cs="David" w:hint="cs"/>
                 <w:b/>
                 <w:bCs/>
                 <w:sz w:val="28"/>
@@ -2276,18 +1884,12 @@
         </w:tc>
         <w:tc>
           <w:tcPr>
-            <w:tcW w:w="2414" w:type="dxa"/>
-            <w:tcBorders>
-              <w:top w:val="single" w:sz="4" w:space="0" w:color="auto"/>
-              <w:left w:val="single" w:sz="4" w:space="0" w:color="auto"/>
-              <w:bottom w:val="single" w:sz="4" w:space="0" w:color="auto"/>
-              <w:right w:val="single" w:sz="4" w:space="0" w:color="auto"/>
-            </w:tcBorders>
+            <w:tcW w:w="0" w:type="auto"/>
           </w:tcPr>
           <w:p>
             <w:pPr>
               <w:rPr>
-                <w:rFonts w:cs="David"/>
+                <w:rFonts w:cs="David" w:hint="cs"/>
                 <w:b/>
                 <w:bCs/>
                 <w:sz w:val="28"/>
@@ -2295,8 +1897,6 @@
                 <w:rtl/>
               </w:rPr>
             </w:pPr>
-            <w:bookmarkStart w:id="17" w:name="fldTotalAfterMaaM"/>
-            <w:bookmarkEnd w:id="17"/>
             <w:r>
               <w:rPr>
                 <w:rFonts w:cs="David" w:hint="cs"/>
@@ -2306,49 +1906,12 @@
                 <w:szCs w:val="28"/>
                 <w:rtl/>
               </w:rPr>
-              <w:t>{</w:t>
-            </w:r>
-            <w:proofErr w:type="spellStart"/>
-            <w:r>
-              <w:rPr>
-                <w:rFonts w:cs="David" w:hint="cs"/>
-                <w:b/>
-                <w:bCs/>
-                <w:sz w:val="28"/>
-                <w:szCs w:val="28"/>
-                <w:rtl/>
-              </w:rPr>
-              <w:t>totalAmount</w:t>
-            </w:r>
-            <w:proofErr w:type="spellEnd"/>
-            <w:r>
-              <w:rPr>
-                <w:rFonts w:cs="David" w:hint="cs"/>
-                <w:b/>
-                <w:bCs/>
-                <w:sz w:val="28"/>
-                <w:szCs w:val="28"/>
-                <w:rtl/>
-              </w:rPr>
-              <w:t>}</w:t>
+              <w:t xml:space="preserve">{totalAmount}</w:t>
             </w:r>
           </w:p>
         </w:tc>
       </w:tr>
     </w:tbl>
-    <w:p>
-      <w:pPr>
-        <w:rPr>
-          <w:vanish/>
-        </w:rPr>
-      </w:pPr>
-      <w:r>
-        <w:rPr>
-          <w:vanish/>
-        </w:rPr>
-        <w:t xml:space="preserve">{/hasDiscount}</w:t>
-      </w:r>
-    </w:p>
     <w:p>
       <w:pPr>
         <w:rPr>

--- a/apps/api/templates/ייעוץ-סביבתי-הצעת-מחיר-לביצוע-ייעוץ-סביבתי.docx
+++ b/apps/api/templates/ייעוץ-סביבתי-הצעת-מחיר-לביצוע-ייעוץ-סביבתי.docx
@@ -2300,51 +2300,6 @@
           <w:rtl/>
         </w:rPr>
       </w:pPr>
-    </w:p>
-    <w:p>
-      <w:pPr>
-        <w:rPr>
-          <w:rFonts w:cs="David" w:hint="cs"/>
-          <w:b/>
-          <w:bCs/>
-          <w:sz w:val="28"/>
-          <w:szCs w:val="28"/>
-          <w:u w:val="single"/>
-          <w:rtl/>
-        </w:rPr>
-      </w:pPr>
-      <w:r>
-        <w:rPr>
-          <w:rFonts w:cs="David" w:hint="cs"/>
-          <w:b/>
-          <w:bCs/>
-          <w:sz w:val="28"/>
-          <w:szCs w:val="28"/>
-          <w:u w:val="single"/>
-          <w:rtl/>
-        </w:rPr>
-        <w:t>אישור ההצעה</w:t>
-      </w:r>
-      <w:r>
-        <w:rPr>
-          <w:rFonts w:cs="David" w:hint="cs"/>
-          <w:b/>
-          <w:bCs/>
-          <w:sz w:val="28"/>
-          <w:szCs w:val="28"/>
-          <w:rtl/>
-        </w:rPr>
-        <w:t xml:space="preserve">: </w:t>
-      </w:r>
-      <w:r>
-        <w:rPr>
-          <w:rFonts w:cs="David" w:hint="cs"/>
-          <w:sz w:val="28"/>
-          <w:szCs w:val="28"/>
-          <w:rtl/>
-        </w:rPr>
-        <w:t xml:space="preserve">נא לשלוח את ההצעה חתומה לפקס 09-7724446 ואנו נחזור לתאם הגעה בהקדם. </w:t>
-      </w:r>
     </w:p>
     <w:p>
       <w:pPr>
